--- a/word proj/사례_행정입법, 행정계획_문제.docx
+++ b/word proj/사례_행정입법, 행정계획_문제.docx
@@ -81,7 +81,7 @@
           <w:sz w:val="16"/>
           <w:szCs w:val="16"/>
         </w:rPr>
-        <w:t xml:space="preserve"> = ________ </w:t>
+        <w:t xml:space="preserve"> = ▁①▁ </w:t>
       </w:r>
     </w:p>
     <w:p>
@@ -104,30 +104,30 @@
           <w:sz w:val="16"/>
           <w:szCs w:val="16"/>
         </w:rPr>
-        <w:t xml:space="preserve"> 제75조는 구체적으로 범위를 정하여 위임받은 사항만을 ________으로 정할 수 있게 하여 ________를 선언하고 있다. 따라서 상위법령에는 위임명령에 규정될 기본사항이 구체적으로 규정되어 있어서, 누구라도 해당 법률로부터 위임명령에 규정될 내용을 대략 예측할 수 있어야 한다. 또한, 헌법상 보장된 국민의 자유나 권리를 제한할 때에는 적어도 그 기본권 제한의 본질적인 사항에 관하여는 국회가 법률로써 규율하여야 하며, 하위법령에 위임하는 경우 반드시 법률의 명시적이고 구체적인 위임이 있어야 한다.</w:t>
-      </w:r>
-    </w:p>
-    <w:p>
-      <w:pPr>
-        <w:rPr>
-          <w:sz w:val="16"/>
-          <w:szCs w:val="16"/>
-        </w:rPr>
-      </w:pPr>
-      <w:r>
-        <w:rPr>
-          <w:rFonts w:hint="eastAsia"/>
-          <w:sz w:val="16"/>
-          <w:szCs w:val="16"/>
-        </w:rPr>
-        <w:t>________의</w:t>
-      </w:r>
-      <w:r>
-        <w:rPr>
-          <w:sz w:val="16"/>
-          <w:szCs w:val="16"/>
-        </w:rPr>
-        <w:t xml:space="preserve"> 경우 법령이 위임받은 사항을 전혀 규정하지 않고 그대로 ________하는 것은 허용되지 않으며, 위임받은 사항에 관하여 대강을 정하고 그 중 특정범위를 다시 위임하는 때에만 재위임이 허용된다.</w:t>
+        <w:t xml:space="preserve"> 제75조는 구체적으로 범위를 정하여 위임받은 사항만을 ▁②▁으로 정할 수 있게 하여 포괄위임금지를 선언하고 있다. 따라서 상위법령에는 위임명령에 규정될 기본사항이 구체적으로 규정되어 있어서, 누구라도 해당 법률로부터 위임명령에 규정될 내용을 대략 예측할 수 있어야 한다. 또한, 헌법상 보장된 국민의 자유나 권리를 제한할 때에는 적어도 그 기본권 제한의 본질적인 사항에 관하여는 국회가 법률로써 규율하여야 하며, 하위법령에 위임하는 경우 반드시 법률의 명시적이고 구체적인 위임이 있어야 한다.</w:t>
+      </w:r>
+    </w:p>
+    <w:p>
+      <w:pPr>
+        <w:rPr>
+          <w:sz w:val="16"/>
+          <w:szCs w:val="16"/>
+        </w:rPr>
+      </w:pPr>
+      <w:r>
+        <w:rPr>
+          <w:rFonts w:hint="eastAsia"/>
+          <w:sz w:val="16"/>
+          <w:szCs w:val="16"/>
+        </w:rPr>
+        <w:t>▁③▁의</w:t>
+      </w:r>
+      <w:r>
+        <w:rPr>
+          <w:sz w:val="16"/>
+          <w:szCs w:val="16"/>
+        </w:rPr>
+        <w:t xml:space="preserve"> 경우 법령이 위임받은 사항을 전혀 규정하지 않고 그대로 재위임하는 것은 허용되지 않으며, 위임받은 사항에 관하여 대강을 정하고 그 중 특정범위를 다시 위임하는 때에만 재위임이 허용된다.</w:t>
       </w:r>
     </w:p>
     <w:p>
@@ -152,7 +152,7 @@
           <w:sz w:val="16"/>
           <w:szCs w:val="16"/>
         </w:rPr>
-        <w:t xml:space="preserve"> ________의</w:t>
+        <w:t xml:space="preserve"> ▁④▁의</w:t>
       </w:r>
       <w:r>
         <w:rPr>
@@ -175,7 +175,7 @@
           <w:sz w:val="16"/>
           <w:szCs w:val="16"/>
         </w:rPr>
-        <w:t>________은</w:t>
+        <w:t>▁⑤▁은</w:t>
       </w:r>
       <w:r>
         <w:rPr>
@@ -207,7 +207,7 @@
           <w:sz w:val="16"/>
           <w:szCs w:val="16"/>
         </w:rPr>
-        <w:t xml:space="preserve"> ________의</w:t>
+        <w:t xml:space="preserve"> ▁⑥▁의</w:t>
       </w:r>
       <w:r>
         <w:rPr>
@@ -308,23 +308,23 @@
           <w:sz w:val="16"/>
           <w:szCs w:val="16"/>
         </w:rPr>
-        <w:t>법 개정과 ________</w:t>
-      </w:r>
-    </w:p>
-    <w:p>
-      <w:pPr>
-        <w:rPr>
-          <w:sz w:val="16"/>
-          <w:szCs w:val="16"/>
-        </w:rPr>
-      </w:pPr>
-      <w:r>
-        <w:rPr>
-          <w:rFonts w:hint="eastAsia"/>
-          <w:sz w:val="16"/>
-          <w:szCs w:val="16"/>
-        </w:rPr>
-        <w:t>법령을 개정하면서 경과규정을 두지 않는 행정입법이 ________ 위반인지 문제된다.</w:t>
+        <w:t>법 개정과 ▁⑦▁</w:t>
+      </w:r>
+    </w:p>
+    <w:p>
+      <w:pPr>
+        <w:rPr>
+          <w:sz w:val="16"/>
+          <w:szCs w:val="16"/>
+        </w:rPr>
+      </w:pPr>
+      <w:r>
+        <w:rPr>
+          <w:rFonts w:hint="eastAsia"/>
+          <w:sz w:val="16"/>
+          <w:szCs w:val="16"/>
+        </w:rPr>
+        <w:t>법령을 개정하면서 경과규정을 두지 않는 행정입법이 ▁⑧▁ 위반인지 문제된다.</w:t>
       </w:r>
     </w:p>
     <w:p>
@@ -355,7 +355,7 @@
           <w:sz w:val="16"/>
           <w:szCs w:val="16"/>
         </w:rPr>
-        <w:t xml:space="preserve">고 보아 법령 개정에 ________ 적용된다고 본다. </w:t>
+        <w:t xml:space="preserve">고 보아 법령 개정에 ▁⑨▁ 적용된다고 본다. </w:t>
       </w:r>
     </w:p>
     <w:p>
@@ -408,7 +408,7 @@
           <w:sz w:val="16"/>
           <w:szCs w:val="16"/>
         </w:rPr>
-        <w:t>________의 위배 여부를 판단하기 위해서는 침해된 이익의 보호가치, 침해의 중한 정도, 신뢰가 손상된 정도, 신뢰침해의 방법 등과 다른 한편으로는 새 법령을 통해 실현하고자 하는 공익적 목적을 종합적으로 비교·형량하여야 한다</w:t>
+        <w:t>▁⑩▁의 위배 여부를 판단하기 위해서는 침해된 이익의 보호가치, 침해의 중한 정도, 신뢰가 손상된 정도, 신뢰침해의 방법 등과 다른 한편으로는 새 법령을 통해 실현하고자 하는 공익적 목적을 종합적으로 비교·형량하여야 한다</w:t>
       </w:r>
       <w:r>
         <w:rPr>
@@ -449,23 +449,23 @@
           <w:sz w:val="16"/>
           <w:szCs w:val="16"/>
         </w:rPr>
-        <w:t>행정입법으로서 ________은 법률의 위임에 의하여 또는 법률을 집행하기 위하여 행정권에 의하여 제정된 법규범을, ________은 상급행정청이 하급행정기관을 수범자로 행정조직 내부의 사무처리기준 및 조직에 관하여 발령한 일반적, 추상적 규범이다. 행정규칙은 대외적 구속력이 없고, 법적근거없이 규정될 수 있다는 점에서 법규명령과 구분된다.</w:t>
-      </w:r>
-    </w:p>
-    <w:p>
-      <w:pPr>
-        <w:rPr>
-          <w:sz w:val="16"/>
-          <w:szCs w:val="16"/>
-        </w:rPr>
-      </w:pPr>
-      <w:r>
-        <w:rPr>
-          <w:rFonts w:hint="eastAsia"/>
-          <w:sz w:val="16"/>
-          <w:szCs w:val="16"/>
-        </w:rPr>
-        <w:t>________은 상위법령에 의하여 위임된 사항을 발하는 명령으로서 위임의 범위에서 국민의 권리의무에 관한 사항에 관하여도 규율할 수 있는 ________과, 상위법령 시행에 관하여 필요한 절차 및 형식을 규율하는 집행명령으로 구분된다.</w:t>
+        <w:t>행정입법으로서 ▁⑪▁은 법률의 위임에 의하여 또는 법률을 집행하기 위하여 행정권에 의하여 제정된 법규범을, 행정규칙은 상급행정청이 하급행정기관을 수범자로 행정조직 내부의 사무처리기준 및 조직에 관하여 발령한 일반적, 추상적 규범이다. 행정규칙은 대외적 구속력이 없고, 법적근거없이 규정될 수 있다는 점에서 법규명령과 구분된다.</w:t>
+      </w:r>
+    </w:p>
+    <w:p>
+      <w:pPr>
+        <w:rPr>
+          <w:sz w:val="16"/>
+          <w:szCs w:val="16"/>
+        </w:rPr>
+      </w:pPr>
+      <w:r>
+        <w:rPr>
+          <w:rFonts w:hint="eastAsia"/>
+          <w:sz w:val="16"/>
+          <w:szCs w:val="16"/>
+        </w:rPr>
+        <w:t>법규명령은 상위법령에 의하여 위임된 사항을 발하는 명령으로서 위임의 범위에서 국민의 권리의무에 관한 사항에 관하여도 규율할 수 있는 ▁⑫▁과, 상위법령 시행에 관하여 필요한 절차 및 형식을 규율하는 집행명령으로 구분된다.</w:t>
       </w:r>
     </w:p>
     <w:p>
@@ -482,23 +482,23 @@
           <w:sz w:val="16"/>
           <w:szCs w:val="16"/>
         </w:rPr>
-        <w:t>1) ________에 근거한 처분의 위법성</w:t>
-      </w:r>
-    </w:p>
-    <w:p>
-      <w:pPr>
-        <w:rPr>
-          <w:sz w:val="16"/>
-          <w:szCs w:val="16"/>
-        </w:rPr>
-      </w:pPr>
-      <w:r>
-        <w:rPr>
-          <w:rFonts w:hint="eastAsia"/>
-          <w:sz w:val="16"/>
-          <w:szCs w:val="16"/>
-        </w:rPr>
-        <w:t xml:space="preserve">________에 근거한 처분이 적법한지는 상위법령의 규정과 입법 목적 등에 적합한지 여부에 따라 판단하여야 한다. </w:t>
+        <w:t>1) ▁⑬▁에 근거한 처분의 위법성</w:t>
+      </w:r>
+    </w:p>
+    <w:p>
+      <w:pPr>
+        <w:rPr>
+          <w:sz w:val="16"/>
+          <w:szCs w:val="16"/>
+        </w:rPr>
+      </w:pPr>
+      <w:r>
+        <w:rPr>
+          <w:rFonts w:hint="eastAsia"/>
+          <w:sz w:val="16"/>
+          <w:szCs w:val="16"/>
+        </w:rPr>
+        <w:t xml:space="preserve">▁⑭▁에 근거한 처분이 적법한지는 상위법령의 규정과 입법 목적 등에 적합한지 여부에 따라 판단하여야 한다. </w:t>
       </w:r>
     </w:p>
     <w:p>
@@ -523,23 +523,23 @@
           <w:sz w:val="16"/>
           <w:szCs w:val="16"/>
         </w:rPr>
-        <w:t>3. ________ 형식의 ________</w:t>
-      </w:r>
-    </w:p>
-    <w:p>
-      <w:pPr>
-        <w:rPr>
-          <w:sz w:val="16"/>
-          <w:szCs w:val="16"/>
-        </w:rPr>
-      </w:pPr>
-      <w:r>
-        <w:rPr>
-          <w:rFonts w:hint="eastAsia"/>
-          <w:sz w:val="16"/>
-          <w:szCs w:val="16"/>
-        </w:rPr>
-        <w:t>________ 형식이나</w:t>
+        <w:t>3. ▁⑮▁ 형식의 행정규칙</w:t>
+      </w:r>
+    </w:p>
+    <w:p>
+      <w:pPr>
+        <w:rPr>
+          <w:sz w:val="16"/>
+          <w:szCs w:val="16"/>
+        </w:rPr>
+      </w:pPr>
+      <w:r>
+        <w:rPr>
+          <w:rFonts w:hint="eastAsia"/>
+          <w:sz w:val="16"/>
+          <w:szCs w:val="16"/>
+        </w:rPr>
+        <w:t>법규명령 형식이나</w:t>
       </w:r>
       <w:r>
         <w:rPr>
@@ -563,7 +563,7 @@
           <w:sz w:val="16"/>
           <w:szCs w:val="16"/>
         </w:rPr>
-        <w:t>________</w:t>
+        <w:t>▁⑯▁</w:t>
       </w:r>
       <w:r>
         <w:rPr>
@@ -594,7 +594,7 @@
           <w:szCs w:val="16"/>
         </w:rPr>
         <w:tab/>
-        <w:t>형식설 : 규범형식에 따라 시행령, 시행규칙에 규정된 경우 ________으로 본다.</w:t>
+        <w:t>형식설 : 규범형식에 따라 시행령, 시행규칙에 규정된 경우 ▁⑰▁으로 본다.</w:t>
       </w:r>
     </w:p>
     <w:p>
@@ -642,7 +642,7 @@
           <w:sz w:val="16"/>
           <w:szCs w:val="16"/>
         </w:rPr>
-        <w:t>의 성격을 가지므로 ________으로 본다.</w:t>
+        <w:t>의 성격을 가지므로 ▁⑱▁으로 본다.</w:t>
       </w:r>
     </w:p>
     <w:p>
@@ -665,7 +665,7 @@
           <w:szCs w:val="16"/>
         </w:rPr>
         <w:tab/>
-        <w:t>위임설 : 수권이 없는 때에만 ________으로 보아야 한다.</w:t>
+        <w:t>위임설 : 수권이 없는 때에만 ▁⑲▁으로 보아야 한다.</w:t>
       </w:r>
     </w:p>
     <w:p>
@@ -688,7 +688,7 @@
           <w:szCs w:val="16"/>
         </w:rPr>
         <w:tab/>
-        <w:t xml:space="preserve">독자적 법형식설 : ________은 간접적으로 국민의 권리의무에 영향을 미치므로 ________도 행정규칙도 아닌 제3의 법형식이다. </w:t>
+        <w:t xml:space="preserve">독자적 법형식설 : ▁⑳▁은 간접적으로 국민의 권리의무에 영향을 미치므로 법규명령도 행정규칙도 아닌 제3의 법형식이다. </w:t>
       </w:r>
     </w:p>
     <w:p>
@@ -711,7 +711,7 @@
           <w:sz w:val="16"/>
           <w:szCs w:val="16"/>
         </w:rPr>
-        <w:t xml:space="preserve"> ________의 대표적 예시인 </w:t>
+        <w:t xml:space="preserve"> ▁21▁의 대표적 예시인 </w:t>
       </w:r>
       <w:r>
         <w:rPr>
@@ -739,7 +739,7 @@
           <w:sz w:val="16"/>
           <w:szCs w:val="16"/>
         </w:rPr>
-        <w:t>이 시행규칙의 형식으로 제정된 경우 행정규칙으로 보나, 시행령 형식으로 제정된 경우에는 ________으로 본다. 한편, 판례는 시외버스운송사업의 운송기준을 구체적으로 정한 여객자동차운수사업법 시행규칙에 대하여 법규명령이라고 판시하여, 제재적 처분기준이 아닌 시행규칙 형식의 재량준칙은 법규명령으로 본 예가 있다.</w:t>
+        <w:t>이 시행규칙의 형식으로 제정된 경우 행정규칙으로 보나, 시행령 형식으로 제정된 경우에는 법규명령으로 본다. 한편, 판례는 시외버스운송사업의 운송기준을 구체적으로 정한 여객자동차운수사업법 시행규칙에 대하여 법규명령이라고 판시하여, 제재적 처분기준이 아닌 시행규칙 형식의 재량준칙은 법규명령으로 본 예가 있다.</w:t>
       </w:r>
     </w:p>
     <w:p>
@@ -772,54 +772,54 @@
           <w:sz w:val="16"/>
           <w:szCs w:val="16"/>
         </w:rPr>
-        <w:t>________에 기한 처분의 위법성 심사방식</w:t>
-      </w:r>
-    </w:p>
-    <w:p>
-      <w:pPr>
-        <w:rPr>
-          <w:sz w:val="16"/>
-          <w:szCs w:val="16"/>
-        </w:rPr>
-      </w:pPr>
-      <w:r>
-        <w:rPr>
-          <w:sz w:val="16"/>
-          <w:szCs w:val="16"/>
-        </w:rPr>
-        <w:t>________과 같은 ________은 행정조직 내부에서만 효력을 가질 뿐 대외적으로 국민이나 법원을 구속하는 효력이 없다. 행정규칙에 근거한 처분의 위법여부는 행정규칙이 적합한지 여부가 아니라 헌법과 법률, 대외적으로 구속력있는 법령의 규정과 입법 목적, 행정법의 일반원칙에 부합하는지 여부에 따라 판단하여야 한다.</w:t>
-      </w:r>
-    </w:p>
-    <w:p>
-      <w:pPr>
-        <w:rPr>
-          <w:sz w:val="16"/>
-          <w:szCs w:val="16"/>
-        </w:rPr>
-      </w:pPr>
-      <w:r>
-        <w:rPr>
-          <w:rFonts w:hint="eastAsia"/>
-          <w:sz w:val="16"/>
-          <w:szCs w:val="16"/>
-        </w:rPr>
-        <w:t>다만, ________의 내용이 객관적 합리성 결여하였다는 등의 특별한 사정이 없는 한 법원은 행정규칙을 준수하여 이루어진 처분을 섯불리 위법하다고 판단할 수 없고, 이를 존중하는 것이 바람직하다.</w:t>
-      </w:r>
-    </w:p>
-    <w:p>
-      <w:pPr>
-        <w:rPr>
-          <w:sz w:val="16"/>
-          <w:szCs w:val="16"/>
-        </w:rPr>
-      </w:pPr>
-      <w:r>
-        <w:rPr>
-          <w:rFonts w:hint="eastAsia"/>
-          <w:sz w:val="16"/>
-          <w:szCs w:val="16"/>
-        </w:rPr>
-        <w:t>행정청이 ________에 반하여 처분한 경우에도 법령위반으로 곧바로 위법하게 되는 것은 아니나, 행정규칙에 따른 처분이 되풀이되어 관행 성립 시 자기구속원칙 위반의 재량권 일탈남용이 있을 수 있다.</w:t>
+        <w:t>▁22▁에 기한 처분의 위법성 심사방식</w:t>
+      </w:r>
+    </w:p>
+    <w:p>
+      <w:pPr>
+        <w:rPr>
+          <w:sz w:val="16"/>
+          <w:szCs w:val="16"/>
+        </w:rPr>
+      </w:pPr>
+      <w:r>
+        <w:rPr>
+          <w:sz w:val="16"/>
+          <w:szCs w:val="16"/>
+        </w:rPr>
+        <w:t>▁23▁과 같은 행정규칙은 행정조직 내부에서만 효력을 가질 뿐 대외적으로 국민이나 법원을 구속하는 효력이 없다. 행정규칙에 근거한 처분의 위법여부는 행정규칙이 적합한지 여부가 아니라 헌법과 법률, 대외적으로 구속력있는 법령의 규정과 입법 목적, 행정법의 일반원칙에 부합하는지 여부에 따라 판단하여야 한다.</w:t>
+      </w:r>
+    </w:p>
+    <w:p>
+      <w:pPr>
+        <w:rPr>
+          <w:sz w:val="16"/>
+          <w:szCs w:val="16"/>
+        </w:rPr>
+      </w:pPr>
+      <w:r>
+        <w:rPr>
+          <w:rFonts w:hint="eastAsia"/>
+          <w:sz w:val="16"/>
+          <w:szCs w:val="16"/>
+        </w:rPr>
+        <w:t>다만, ▁24▁의 내용이 객관적 합리성 결여하였다는 등의 특별한 사정이 없는 한 법원은 행정규칙을 준수하여 이루어진 처분을 섯불리 위법하다고 판단할 수 없고, 이를 존중하는 것이 바람직하다.</w:t>
+      </w:r>
+    </w:p>
+    <w:p>
+      <w:pPr>
+        <w:rPr>
+          <w:sz w:val="16"/>
+          <w:szCs w:val="16"/>
+        </w:rPr>
+      </w:pPr>
+      <w:r>
+        <w:rPr>
+          <w:rFonts w:hint="eastAsia"/>
+          <w:sz w:val="16"/>
+          <w:szCs w:val="16"/>
+        </w:rPr>
+        <w:t>행정청이 ▁25▁에 반하여 처분한 경우에도 법령위반으로 곧바로 위법하게 되는 것은 아니나, 행정규칙에 따른 처분이 되풀이되어 관행 성립 시 자기구속원칙 위반의 재량권 일탈남용이 있을 수 있다.</w:t>
       </w:r>
     </w:p>
     <w:p>
@@ -844,22 +844,22 @@
           <w:sz w:val="16"/>
           <w:szCs w:val="16"/>
         </w:rPr>
-        <w:t>) ________에 가중적 처분기준이 있는 경우 소의이익</w:t>
-      </w:r>
-    </w:p>
-    <w:p>
-      <w:pPr>
-        <w:rPr>
-          <w:sz w:val="16"/>
-          <w:szCs w:val="16"/>
-        </w:rPr>
-      </w:pPr>
-      <w:r>
-        <w:rPr>
-          <w:sz w:val="16"/>
-          <w:szCs w:val="16"/>
-        </w:rPr>
-        <w:t>판례는 제재적 처분기준이 시행규칙과 같은 ________ 형식으로 규정된 경우, 그 시행규칙은 내부규범에 불과하여 ________은 없지만, 이 경우에도 법규 관할 행정청이나 담당공무원은 이를 준수할 의무가 있고, 그 결과 선행처분을 받은 상대방이 그 처분의 존재로 인하여 장래에 받을 불이익은 구체적이고 현실적인 것이므로 상대방에게는 선행처분의 취소소송을 통하여 그 불이익을 제거할 필요가 있다고 한다.</w:t>
+        <w:t>) ▁26▁에 가중적 처분기준이 있는 경우 소의이익</w:t>
+      </w:r>
+    </w:p>
+    <w:p>
+      <w:pPr>
+        <w:rPr>
+          <w:sz w:val="16"/>
+          <w:szCs w:val="16"/>
+        </w:rPr>
+      </w:pPr>
+      <w:r>
+        <w:rPr>
+          <w:sz w:val="16"/>
+          <w:szCs w:val="16"/>
+        </w:rPr>
+        <w:t>판례는 제재적 처분기준이 시행규칙과 같은 법규명령 형식으로 규정된 경우, 그 시행규칙은 내부규범에 불과하여 ▁27▁은 없지만, 이 경우에도 법규 관할 행정청이나 담당공무원은 이를 준수할 의무가 있고, 그 결과 선행처분을 받은 상대방이 그 처분의 존재로 인하여 장래에 받을 불이익은 구체적이고 현실적인 것이므로 상대방에게는 선행처분의 취소소송을 통하여 그 불이익을 제거할 필요가 있다고 한다.</w:t>
       </w:r>
     </w:p>
     <w:p>
@@ -884,7 +884,7 @@
           <w:sz w:val="16"/>
           <w:szCs w:val="16"/>
         </w:rPr>
-        <w:t>) ________인 ________</w:t>
+        <w:t>) ▁28▁인 법규명령</w:t>
       </w:r>
       <w:r>
         <w:rPr>
@@ -915,23 +915,23 @@
           <w:sz w:val="16"/>
           <w:szCs w:val="16"/>
         </w:rPr>
-        <w:t>시행령에서 정한 과징금 금액은 ________이기는 하나 모법의 위임규정의 내용과 취지 및 헌법상의 과잉금지의 원칙과 평등의 원칙 등에 비추어 같은 유형의 위반행위라 하더라도 그 규모나 기간·사회적 비난 정도·위반행위로 인하여 다른 법률에 의하여 처벌받은 다른 사정·행위자의 개인적 사정 및 위반행위로 얻은 불법이익의 규모 등 여러 요소를 종합적으로 고려하여 사안에 따라 적정한 과징금의 액수를 정하여야 할 것이므로 그 수액은 정액이 아니라 최고한도액이다.</w:t>
-      </w:r>
-    </w:p>
-    <w:p>
-      <w:pPr>
-        <w:rPr>
-          <w:sz w:val="16"/>
-          <w:szCs w:val="16"/>
-        </w:rPr>
-      </w:pPr>
-      <w:r>
-        <w:rPr>
-          <w:rFonts w:hint="eastAsia"/>
-          <w:sz w:val="16"/>
-          <w:szCs w:val="16"/>
-        </w:rPr>
-        <w:t>(참고) 시행규칙에서 기속행위로 규정 시 ________ 가지는 상위법에 따라 여전히 재량권 O</w:t>
+        <w:t>시행령에서 정한 과징금 금액은 ▁29▁이기는 하나 모법의 위임규정의 내용과 취지 및 헌법상의 과잉금지의 원칙과 평등의 원칙 등에 비추어 같은 유형의 위반행위라 하더라도 그 규모나 기간·사회적 비난 정도·위반행위로 인하여 다른 법률에 의하여 처벌받은 다른 사정·행위자의 개인적 사정 및 위반행위로 얻은 불법이익의 규모 등 여러 요소를 종합적으로 고려하여 사안에 따라 적정한 과징금의 액수를 정하여야 할 것이므로 그 수액은 정액이 아니라 최고한도액이다.</w:t>
+      </w:r>
+    </w:p>
+    <w:p>
+      <w:pPr>
+        <w:rPr>
+          <w:sz w:val="16"/>
+          <w:szCs w:val="16"/>
+        </w:rPr>
+      </w:pPr>
+      <w:r>
+        <w:rPr>
+          <w:rFonts w:hint="eastAsia"/>
+          <w:sz w:val="16"/>
+          <w:szCs w:val="16"/>
+        </w:rPr>
+        <w:t>(참고) 시행규칙에서 기속행위로 규정 시 ▁30▁ 가지는 상위법에 따라 여전히 재량권 O</w:t>
       </w:r>
     </w:p>
     <w:p>
@@ -964,7 +964,7 @@
           <w:sz w:val="16"/>
           <w:szCs w:val="16"/>
         </w:rPr>
-        <w:t xml:space="preserve">________에 근거한 </w:t>
+        <w:t xml:space="preserve">▁31▁에 근거한 </w:t>
       </w:r>
       <w:r>
         <w:rPr>
@@ -1034,7 +1034,7 @@
           <w:sz w:val="16"/>
           <w:szCs w:val="16"/>
         </w:rPr>
-        <w:t xml:space="preserve"> 감독권 행사를 ________에 근거해서도 할 수 있고, 그러한 행정규칙 형식의 감독권을 위배한 자를 징계할 수 있다. </w:t>
+        <w:t xml:space="preserve"> 감독권 행사를 ▁32▁에 근거해서도 할 수 있고, 그러한 행정규칙 형식의 감독권을 위배한 자를 징계할 수 있다. </w:t>
       </w:r>
       <w:r>
         <w:rPr>
@@ -1072,7 +1072,7 @@
           <w:sz w:val="16"/>
           <w:szCs w:val="16"/>
         </w:rPr>
-        <w:t>(________)</w:t>
+        <w:t>(행정규칙)</w:t>
       </w:r>
       <w:r>
         <w:rPr>
@@ -1096,39 +1096,39 @@
           <w:sz w:val="16"/>
           <w:szCs w:val="16"/>
         </w:rPr>
-        <w:t>4. ________</w:t>
-      </w:r>
-      <w:r>
-        <w:rPr>
-          <w:rFonts w:hint="eastAsia"/>
-          <w:sz w:val="16"/>
-          <w:szCs w:val="16"/>
-        </w:rPr>
-        <w:t>(고시, ________, 훈령)</w:t>
-      </w:r>
-    </w:p>
-    <w:p>
-      <w:pPr>
-        <w:rPr>
-          <w:sz w:val="16"/>
-          <w:szCs w:val="16"/>
-        </w:rPr>
-      </w:pPr>
-      <w:r>
-        <w:rPr>
-          <w:rFonts w:hint="eastAsia"/>
-          <w:sz w:val="16"/>
-          <w:szCs w:val="16"/>
-        </w:rPr>
-        <w:t xml:space="preserve">________, </w:t>
-      </w:r>
-      <w:r>
-        <w:rPr>
-          <w:rFonts w:hint="eastAsia"/>
-          <w:sz w:val="16"/>
-          <w:szCs w:val="16"/>
-        </w:rPr>
-        <w:t xml:space="preserve">________, 훈령 등의 형식을 가지나, 내용은 근거가 되는 법령의 규정과 결합하여 국민의 권리의무를 규율하는 경우 그 법적 성질에 대하여 견해가 대립한다. </w:t>
+        <w:t>4. 법령보충규칙</w:t>
+      </w:r>
+      <w:r>
+        <w:rPr>
+          <w:rFonts w:hint="eastAsia"/>
+          <w:sz w:val="16"/>
+          <w:szCs w:val="16"/>
+        </w:rPr>
+        <w:t>(고시, ▁33▁, 훈령)</w:t>
+      </w:r>
+    </w:p>
+    <w:p>
+      <w:pPr>
+        <w:rPr>
+          <w:sz w:val="16"/>
+          <w:szCs w:val="16"/>
+        </w:rPr>
+      </w:pPr>
+      <w:r>
+        <w:rPr>
+          <w:rFonts w:hint="eastAsia"/>
+          <w:sz w:val="16"/>
+          <w:szCs w:val="16"/>
+        </w:rPr>
+        <w:t xml:space="preserve">고시, </w:t>
+      </w:r>
+      <w:r>
+        <w:rPr>
+          <w:rFonts w:hint="eastAsia"/>
+          <w:sz w:val="16"/>
+          <w:szCs w:val="16"/>
+        </w:rPr>
+        <w:t xml:space="preserve">▁34▁, 훈령 등의 형식을 가지나, 내용은 근거가 되는 법령의 규정과 결합하여 국민의 권리의무를 규율하는 경우 그 법적 성질에 대하여 견해가 대립한다. </w:t>
       </w:r>
     </w:p>
     <w:p>
@@ -1171,7 +1171,7 @@
           <w:sz w:val="16"/>
           <w:szCs w:val="16"/>
         </w:rPr>
-        <w:t xml:space="preserve"> ________의 형식을 예시적으로 보아</w:t>
+        <w:t xml:space="preserve"> ▁35▁의 형식을 예시적으로 보아</w:t>
       </w:r>
       <w:r>
         <w:rPr>
@@ -1186,7 +1186,7 @@
           <w:sz w:val="16"/>
           <w:szCs w:val="16"/>
         </w:rPr>
-        <w:t xml:space="preserve"> ________</w:t>
+        <w:t xml:space="preserve"> 법규명령</w:t>
       </w:r>
       <w:r>
         <w:rPr>
@@ -1237,7 +1237,7 @@
           <w:sz w:val="16"/>
           <w:szCs w:val="16"/>
         </w:rPr>
-        <w:t xml:space="preserve">는 ________의 형식을 열거적인 것으로 보아 ________으로 </w:t>
+        <w:t xml:space="preserve">는 ▁36▁의 형식을 열거적인 것으로 보아 행정규칙으로 </w:t>
       </w:r>
       <w:r>
         <w:rPr>
@@ -1273,7 +1273,7 @@
           <w:sz w:val="16"/>
           <w:szCs w:val="16"/>
         </w:rPr>
-        <w:t>헌법은 ________의 형식으로 대통령령</w:t>
+        <w:t>헌법은 ▁37▁의 형식으로 대통령령</w:t>
       </w:r>
       <w:r>
         <w:rPr>
@@ -1303,7 +1303,7 @@
           <w:sz w:val="16"/>
           <w:szCs w:val="16"/>
         </w:rPr>
-        <w:t>부령만을 한정적으로 열거하고 있으므로, 행정규칙형식의 ________은 허용되지 않아 위헌</w:t>
+        <w:t>부령만을 한정적으로 열거하고 있으므로, 행정규칙형식의 법규명령은 허용되지 않아 위헌</w:t>
       </w:r>
       <w:r>
         <w:rPr>
@@ -1347,14 +1347,14 @@
           <w:sz w:val="16"/>
           <w:szCs w:val="16"/>
         </w:rPr>
-        <w:t xml:space="preserve">규범구체화________설 : </w:t>
-      </w:r>
-      <w:r>
-        <w:rPr>
-          <w:sz w:val="16"/>
-          <w:szCs w:val="16"/>
-        </w:rPr>
-        <w:t xml:space="preserve">규범구체화 ________으로 보면서 </w:t>
+        <w:t xml:space="preserve">규범구체화▁38▁설 : </w:t>
+      </w:r>
+      <w:r>
+        <w:rPr>
+          <w:sz w:val="16"/>
+          <w:szCs w:val="16"/>
+        </w:rPr>
+        <w:t xml:space="preserve">규범구체화 행정규칙으로 보면서 </w:t>
       </w:r>
       <w:r>
         <w:rPr>
@@ -1408,14 +1408,14 @@
           <w:sz w:val="16"/>
           <w:szCs w:val="16"/>
         </w:rPr>
-        <w:t xml:space="preserve">________은 </w:t>
-      </w:r>
-      <w:r>
-        <w:rPr>
-          <w:sz w:val="16"/>
-          <w:szCs w:val="16"/>
-        </w:rPr>
-        <w:t>상위 수권법령과 결합하여 대외적인 구속력이 있는 법규명</w:t>
+        <w:t xml:space="preserve">법령보충규칙은 </w:t>
+      </w:r>
+      <w:r>
+        <w:rPr>
+          <w:sz w:val="16"/>
+          <w:szCs w:val="16"/>
+        </w:rPr>
+        <w:t>상위 수권법령과 결합하여 대외적인 구속력이 있는 ▁39▁</w:t>
       </w:r>
       <w:r>
         <w:rPr>
@@ -1447,7 +1447,7 @@
           <w:sz w:val="16"/>
           <w:szCs w:val="16"/>
         </w:rPr>
-        <w:t xml:space="preserve">________ 제2조 1호 3)은 상위법령의 위임을 받아 만들어진 ________도 </w:t>
+        <w:t xml:space="preserve">▁40▁ 제2조 1호 3)은 상위법령의 위임을 받아 만들어진 행정규칙도 </w:t>
       </w:r>
       <w:r>
         <w:rPr>
@@ -1516,7 +1516,7 @@
           <w:sz w:val="16"/>
           <w:szCs w:val="16"/>
         </w:rPr>
-        <w:t>________</w:t>
+        <w:t>고시</w:t>
       </w:r>
       <w:r>
         <w:rPr>
@@ -1547,23 +1547,23 @@
           <w:sz w:val="16"/>
           <w:szCs w:val="16"/>
         </w:rPr>
-        <w:t>고시가 법령보충적 행정규칙으로서 ________ 가진다는 포섭에서 아래 관점으로 논해주면 됨.</w:t>
-      </w:r>
-    </w:p>
-    <w:p>
-      <w:pPr>
-        <w:rPr>
-          <w:sz w:val="16"/>
-          <w:szCs w:val="16"/>
-        </w:rPr>
-      </w:pPr>
-      <w:r>
-        <w:rPr>
-          <w:rFonts w:hint="eastAsia"/>
-          <w:sz w:val="16"/>
-          <w:szCs w:val="16"/>
-        </w:rPr>
-        <w:t xml:space="preserve">다만, 법률이 위임입법을 할 때에는 ________에 위임함이 바람직하고, ________와 같은 형식으로 위임입법을 할 때에는 </w:t>
+        <w:t>고시가 법령보충적 행정규칙으로서 ▁41▁ 가진다는 포섭에서 아래 관점으로 논해주면 됨.</w:t>
+      </w:r>
+    </w:p>
+    <w:p>
+      <w:pPr>
+        <w:rPr>
+          <w:sz w:val="16"/>
+          <w:szCs w:val="16"/>
+        </w:rPr>
+      </w:pPr>
+      <w:r>
+        <w:rPr>
+          <w:rFonts w:hint="eastAsia"/>
+          <w:sz w:val="16"/>
+          <w:szCs w:val="16"/>
+        </w:rPr>
+        <w:t xml:space="preserve">다만, 법률이 위임입법을 할 때에는 법규명령에 위임함이 바람직하고, ▁42▁와 같은 형식으로 위임입법을 할 때에는 </w:t>
       </w:r>
       <w:r>
         <w:rPr>
@@ -1660,7 +1660,7 @@
           <w:sz w:val="16"/>
           <w:szCs w:val="16"/>
         </w:rPr>
-        <w:t xml:space="preserve">할 것 : ________의 한계(________, 내용상의 한계)가 동일하게 적용된다.  </w:t>
+        <w:t xml:space="preserve">할 것 : ▁43▁의 한계(포괄위임금지, 내용상의 한계)가 동일하게 적용된다.  </w:t>
       </w:r>
       <w:r>
         <w:rPr>
@@ -1698,7 +1698,7 @@
           <w:sz w:val="16"/>
           <w:szCs w:val="16"/>
         </w:rPr>
-        <w:t>________나 규칙 등 ________의 형식으로 정하도록 위임</w:t>
+        <w:t>▁44▁나 규칙 등 행정규칙의 형식으로 정하도록 위임</w:t>
       </w:r>
       <w:r>
         <w:rPr>
@@ -1761,7 +1761,7 @@
           <w:sz w:val="16"/>
           <w:szCs w:val="16"/>
         </w:rPr>
-        <w:t>. ________</w:t>
+        <w:t>. ▁45▁</w:t>
       </w:r>
     </w:p>
     <w:p>
@@ -1794,7 +1794,7 @@
           <w:sz w:val="16"/>
           <w:szCs w:val="16"/>
         </w:rPr>
-        <w:t xml:space="preserve">________는 행정기관이 일정한 사항을 일반에게 알리기 위한 </w:t>
+        <w:t xml:space="preserve">▁46▁는 행정기관이 일정한 사항을 일반에게 알리기 위한 </w:t>
       </w:r>
       <w:r>
         <w:rPr>
@@ -1826,7 +1826,7 @@
           <w:sz w:val="16"/>
           <w:szCs w:val="16"/>
         </w:rPr>
-        <w:t xml:space="preserve">________, 예규가 조문의 형식에 의하여 작성되는 것과 달리, ________는 특정한 형식을 요구하지 않는다(조문 형식의 고시도 있고, 일반적 공문 형식도 있다.). 따라서 고시는 </w:t>
+        <w:t xml:space="preserve">훈령, 예규가 조문의 형식에 의하여 작성되는 것과 달리, ▁47▁는 특정한 형식을 요구하지 않는다(조문 형식의 고시도 있고, 일반적 공문 형식도 있다.). 따라서 고시는 </w:t>
       </w:r>
       <w:r>
         <w:rPr>
@@ -1880,7 +1880,7 @@
           <w:sz w:val="16"/>
           <w:szCs w:val="16"/>
         </w:rPr>
-        <w:t>판례도 ________가 일반적, 추상적 성격을 가질 때에는 ________ 또는 행정규칙에 해당하지만, 다른 집행행위 매개 없이 그 자체로서 직접 국민의 권리의무나 법률관계 규율하는 성격을 가질 때에는 항고소송의 대상이 되는 처분이라고 본다.</w:t>
+        <w:t>판례도 ▁48▁가 일반적, 추상적 성격을 가질 때에는 법규명령 또는 행정규칙에 해당하지만, 다른 집행행위 매개 없이 그 자체로서 직접 국민의 권리의무나 법률관계 규율하는 성격을 가질 때에는 항고소송의 대상이 되는 처분이라고 본다.</w:t>
       </w:r>
     </w:p>
     <w:tbl>
@@ -1914,7 +1914,7 @@
                 <w:sz w:val="16"/>
                 <w:szCs w:val="16"/>
               </w:rPr>
-              <w:t>________</w:t>
+              <w:t>▁88▁</w:t>
             </w:r>
             <w:r>
               <w:rPr>
@@ -1922,7 +1922,7 @@
                 <w:sz w:val="16"/>
                 <w:szCs w:val="16"/>
               </w:rPr>
-              <w:t>/________</w:t>
+              <w:t>/행정규칙</w:t>
             </w:r>
           </w:p>
         </w:tc>
@@ -1945,7 +1945,7 @@
                 <w:sz w:val="16"/>
                 <w:szCs w:val="16"/>
               </w:rPr>
-              <w:t>처분적 ________</w:t>
+              <w:t>처분적 고시</w:t>
             </w:r>
             <w:r>
               <w:rPr>
@@ -1953,7 +1953,7 @@
                 <w:sz w:val="16"/>
                 <w:szCs w:val="16"/>
               </w:rPr>
-              <w:t xml:space="preserve">(법령보충적 ________으로서 ________ 가짐을 전제 </w:t>
+              <w:t xml:space="preserve">(법령보충적 행정규칙으로서 ▁89▁ 가짐을 전제 </w:t>
             </w:r>
             <w:r>
               <w:rPr>
@@ -2060,7 +2060,7 @@
                 <w:sz w:val="16"/>
                 <w:szCs w:val="16"/>
               </w:rPr>
-              <w:t xml:space="preserve"> ________</w:t>
+              <w:t xml:space="preserve"> 고시</w:t>
             </w:r>
             <w:r>
               <w:rPr>
@@ -2068,7 +2068,7 @@
                 <w:sz w:val="16"/>
                 <w:szCs w:val="16"/>
               </w:rPr>
-              <w:t xml:space="preserve">는 행정규칙이며, 법령보충적 행정규칙 요건을 갖추면 ________ 인정된다. </w:t>
+              <w:t xml:space="preserve">는 행정규칙이며, 법령보충적 행정규칙 요건을 갖추면 ▁90▁ 인정된다. </w:t>
             </w:r>
           </w:p>
         </w:tc>
@@ -2089,7 +2089,7 @@
                 <w:sz w:val="16"/>
                 <w:szCs w:val="16"/>
               </w:rPr>
-              <w:t>청소년유해매체물 결정 및 ________,</w:t>
+              <w:t>청소년유해매체물 결정 및 ▁91▁,</w:t>
             </w:r>
           </w:p>
           <w:p>
@@ -2105,7 +2105,7 @@
                 <w:sz w:val="16"/>
                 <w:szCs w:val="16"/>
               </w:rPr>
-              <w:t>보건복지부 ________인 약제급여, 비급여목록 및 급여상한금액표</w:t>
+              <w:t>보건복지부 ▁92▁인 약제급여, 비급여목록 및 급여상한금액표</w:t>
             </w:r>
             <w:r>
               <w:rPr>
@@ -2134,7 +2134,7 @@
                 <w:sz w:val="16"/>
                 <w:szCs w:val="16"/>
               </w:rPr>
-              <w:t>사업인정________(지정승인고시)</w:t>
+              <w:t>사업인정▁93▁(지정승인고시)</w:t>
             </w:r>
           </w:p>
         </w:tc>
@@ -2188,7 +2188,7 @@
           <w:sz w:val="16"/>
           <w:szCs w:val="16"/>
         </w:rPr>
-        <w:t>________은 대외적 구속력이 없어서 절대로 처분</w:t>
+        <w:t>행정규칙은 대외적 구속력이 없어서 절대로 처분</w:t>
       </w:r>
       <w:r>
         <w:rPr>
@@ -2204,7 +2204,7 @@
           <w:sz w:val="16"/>
           <w:szCs w:val="16"/>
         </w:rPr>
-        <w:t xml:space="preserve">될 수 없으니까, 일단 이 사건 고시가 ________에 따라 </w:t>
+        <w:t xml:space="preserve">될 수 없으니까, 일단 이 사건 ▁49▁가 법령보충규칙에 따라 </w:t>
       </w:r>
       <w:r>
         <w:rPr>
@@ -2256,7 +2256,7 @@
           <w:sz w:val="16"/>
           <w:szCs w:val="16"/>
         </w:rPr>
-        <w:t xml:space="preserve"> 직접 권리의무를 규율하는 처분적 ________(집행적 ________)인지 판단</w:t>
+        <w:t xml:space="preserve"> 직접 권리의무를 규율하는 처분적 ▁50▁(집행적 법규명령)인지 판단</w:t>
       </w:r>
     </w:p>
     <w:p>
@@ -2277,7 +2277,7 @@
           <w:sz w:val="16"/>
           <w:szCs w:val="16"/>
         </w:rPr>
-        <w:t>________와 같은 법령은 일반적, 추상적 규율로서 구체적 사건에 대한 법집행으로 보기 어려워 처분성이 부인되는 것이 원칙이다. 다만, 그것이 집행행위의 매개없이 그 자체로서 직접 국민에 대하여 구체적 효과를 발생하여 특정 권리의무를 형성하는 경우에는 처분성이 인정되어 직접 그에 대하여 항고소송을 제기할 수 있다.</w:t>
+        <w:t>▁51▁와 같은 법령은 일반적, 추상적 규율로서 구체적 사건에 대한 법집행으로 보기 어려워 처분성이 부인되는 것이 원칙이다. 다만, 그것이 집행행위의 매개없이 그 자체로서 직접 국민에 대하여 구체적 효과를 발생하여 특정 권리의무를 형성하는 경우에는 처분성이 인정되어 직접 그에 대하여 항고소송을 제기할 수 있다.</w:t>
       </w:r>
     </w:p>
     <w:p>
@@ -2302,7 +2302,7 @@
           <w:sz w:val="16"/>
           <w:szCs w:val="16"/>
         </w:rPr>
-        <w:t>) 처분적 ________</w:t>
+        <w:t>) 처분적 ▁52▁</w:t>
       </w:r>
       <w:r>
         <w:rPr>
@@ -2408,7 +2408,7 @@
           <w:sz w:val="16"/>
           <w:szCs w:val="16"/>
         </w:rPr>
-        <w:t>판례는 처분의 상대방이 불특정 다수인이고 처분의 효력이 불특정 다수인에게 일률적으로 적용되므로, 처분에 이해관계를 가지는 자가 현실적으로 알았는지 여부에 관계없이 ________가 효력을 발생하는 날 행정처분이 있음을 알았다고 보아야 한다.</w:t>
+        <w:t>판례는 처분의 상대방이 불특정 다수인이고 처분의 효력이 불특정 다수인에게 일률적으로 적용되므로, 처분에 이해관계를 가지는 자가 현실적으로 알았는지 여부에 관계없이 ▁53▁가 효력을 발생하는 날 행정처분이 있음을 알았다고 보아야 한다.</w:t>
       </w:r>
     </w:p>
     <w:p>
@@ -2428,7 +2428,7 @@
           <w:sz w:val="16"/>
           <w:szCs w:val="16"/>
         </w:rPr>
-        <w:t xml:space="preserve">Ex : 5.1. 3시 ________ </w:t>
+        <w:t xml:space="preserve">Ex : 5.1. 3시 ▁54▁ </w:t>
       </w:r>
       <w:r>
         <w:rPr>
@@ -2504,22 +2504,22 @@
           <w:sz w:val="16"/>
           <w:szCs w:val="16"/>
         </w:rPr>
-        <w:t>) 처분적 ________와 행정절차법</w:t>
-      </w:r>
-    </w:p>
-    <w:p>
-      <w:pPr>
-        <w:rPr>
-          <w:sz w:val="16"/>
-          <w:szCs w:val="16"/>
-        </w:rPr>
-      </w:pPr>
-      <w:r>
-        <w:rPr>
-          <w:sz w:val="16"/>
-          <w:szCs w:val="16"/>
-        </w:rPr>
-        <w:t>‘________’의 방법으로 불특정 다수인을 상대로 의무를 부과하거나 권익을 제한하는 처분은 성질상 처분의 사전통지나 의견제출의 기회를 주어야 하는 상대방을 특정할 수 없으므로, 이와 같은 처분에서까지 상대방에게 행정절차법에 따른 처분의 사전통지나 의견제출의 기회를 주어야 하는 것은 아니다.</w:t>
+        <w:t>) 처분적 ▁55▁와 행정절차법</w:t>
+      </w:r>
+    </w:p>
+    <w:p>
+      <w:pPr>
+        <w:rPr>
+          <w:sz w:val="16"/>
+          <w:szCs w:val="16"/>
+        </w:rPr>
+      </w:pPr>
+      <w:r>
+        <w:rPr>
+          <w:sz w:val="16"/>
+          <w:szCs w:val="16"/>
+        </w:rPr>
+        <w:t>‘▁56▁’의 방법으로 불특정 다수인을 상대로 의무를 부과하거나 권익을 제한하는 처분은 성질상 처분의 사전통지나 의견제출의 기회를 주어야 하는 상대방을 특정할 수 없으므로, 이와 같은 처분에서까지 상대방에게 행정절차법에 따른 처분의 사전통지나 의견제출의 기회를 주어야 하는 것은 아니다.</w:t>
       </w:r>
     </w:p>
     <w:p>
@@ -2577,55 +2577,55 @@
           <w:sz w:val="16"/>
           <w:szCs w:val="16"/>
         </w:rPr>
-        <w:t>1) ________</w:t>
-      </w:r>
-    </w:p>
-    <w:p>
-      <w:pPr>
-        <w:rPr>
-          <w:sz w:val="16"/>
-          <w:szCs w:val="16"/>
-        </w:rPr>
-      </w:pPr>
-      <w:r>
-        <w:rPr>
-          <w:rFonts w:hint="eastAsia"/>
-          <w:sz w:val="16"/>
-          <w:szCs w:val="16"/>
-        </w:rPr>
-        <w:t xml:space="preserve">헌법 제107조 2항은 대법원에 ________의 최종심사권을 부여하며 구체적 규범통제를 규정한 바, 법규명령이 재판의 전제가 된 때에만 재판의 선결문제로서 위헌성을 심사할 수 있다. </w:t>
-      </w:r>
-    </w:p>
-    <w:p>
-      <w:pPr>
-        <w:rPr>
-          <w:sz w:val="16"/>
-          <w:szCs w:val="16"/>
-        </w:rPr>
-      </w:pPr>
-      <w:r>
-        <w:rPr>
-          <w:rFonts w:hint="eastAsia"/>
-          <w:sz w:val="16"/>
-          <w:szCs w:val="16"/>
-        </w:rPr>
-        <w:t xml:space="preserve">________은 일반적 추상적 규율로서 행정소송법상 처분에 해당하지 않으므로 항고소송의 대상이 될 수 없다. </w:t>
-      </w:r>
-    </w:p>
-    <w:p>
-      <w:pPr>
-        <w:rPr>
-          <w:sz w:val="16"/>
-          <w:szCs w:val="16"/>
-        </w:rPr>
-      </w:pPr>
-      <w:r>
-        <w:rPr>
-          <w:rFonts w:hint="eastAsia"/>
-          <w:sz w:val="16"/>
-          <w:szCs w:val="16"/>
-        </w:rPr>
-        <w:t>다만, ________이 그 자체로 국민의 기본권을 침해한 경우 취소소송을 제기할 수 있으며, 헌법소원 제기도 검토할 수 있다. 헌법소원 관련 헌법 제107조 2항이 대법원에 법규명령에 대한 최종적 심사권 부여하므로 헌법재판소는 법규명령에 대한 위헌성을 판단할 수 없다는 부정설도 존재하나, 헌법재판소는 법무사법시행규칙 헌법소원 사건 등에서 행정입법이 직접적으로 구체적인 국민의 기본권 침해하는 경우 헌법소원 제기할 수 있다고 본다.</w:t>
+        <w:t>1) ▁57▁</w:t>
+      </w:r>
+    </w:p>
+    <w:p>
+      <w:pPr>
+        <w:rPr>
+          <w:sz w:val="16"/>
+          <w:szCs w:val="16"/>
+        </w:rPr>
+      </w:pPr>
+      <w:r>
+        <w:rPr>
+          <w:rFonts w:hint="eastAsia"/>
+          <w:sz w:val="16"/>
+          <w:szCs w:val="16"/>
+        </w:rPr>
+        <w:t xml:space="preserve">헌법 제107조 2항은 대법원에 ▁58▁의 최종심사권을 부여하며 구체적 규범통제를 규정한 바, 법규명령이 재판의 전제가 된 때에만 재판의 선결문제로서 위헌성을 심사할 수 있다. </w:t>
+      </w:r>
+    </w:p>
+    <w:p>
+      <w:pPr>
+        <w:rPr>
+          <w:sz w:val="16"/>
+          <w:szCs w:val="16"/>
+        </w:rPr>
+      </w:pPr>
+      <w:r>
+        <w:rPr>
+          <w:rFonts w:hint="eastAsia"/>
+          <w:sz w:val="16"/>
+          <w:szCs w:val="16"/>
+        </w:rPr>
+        <w:t xml:space="preserve">▁59▁은 일반적 추상적 규율로서 행정소송법상 처분에 해당하지 않으므로 항고소송의 대상이 될 수 없다. </w:t>
+      </w:r>
+    </w:p>
+    <w:p>
+      <w:pPr>
+        <w:rPr>
+          <w:sz w:val="16"/>
+          <w:szCs w:val="16"/>
+        </w:rPr>
+      </w:pPr>
+      <w:r>
+        <w:rPr>
+          <w:rFonts w:hint="eastAsia"/>
+          <w:sz w:val="16"/>
+          <w:szCs w:val="16"/>
+        </w:rPr>
+        <w:t>다만, ▁60▁이 그 자체로 국민의 기본권을 침해한 경우 취소소송을 제기할 수 있으며, 헌법소원 제기도 검토할 수 있다. 헌법소원 관련 헌법 제107조 2항이 대법원에 법규명령에 대한 최종적 심사권 부여하므로 헌법재판소는 법규명령에 대한 위헌성을 판단할 수 없다는 부정설도 존재하나, 헌법재판소는 법무사법시행규칙 헌법소원 사건 등에서 행정입법이 직접적으로 구체적인 국민의 기본권 침해하는 경우 헌법소원 제기할 수 있다고 본다.</w:t>
       </w:r>
     </w:p>
     <w:p>
@@ -2675,7 +2675,7 @@
           <w:sz w:val="16"/>
           <w:szCs w:val="16"/>
         </w:rPr>
-        <w:t>2) ________</w:t>
+        <w:t>2) ▁61▁</w:t>
       </w:r>
       <w:r>
         <w:rPr>
@@ -2699,23 +2699,23 @@
           <w:sz w:val="16"/>
           <w:szCs w:val="16"/>
         </w:rPr>
-        <w:t xml:space="preserve">________은 내부적 규범에 불과하므로 법원의 재판규범이 되지 않는다. 다만, 판례는 ________이 현저히 부당하다고 인정할만한 합리적 이유가 없는 한 섣불리 재량준칙에 따른 처분이 재량권의 범위를 일탈하였거나 재량권 남용한 것이라고 판단해서는 안된다고 하여 재량준칙을 존중하는 해석을 한다. </w:t>
-      </w:r>
-    </w:p>
-    <w:p>
-      <w:pPr>
-        <w:rPr>
-          <w:sz w:val="16"/>
-          <w:szCs w:val="16"/>
-        </w:rPr>
-      </w:pPr>
-      <w:r>
-        <w:rPr>
-          <w:rFonts w:hint="eastAsia"/>
-          <w:sz w:val="16"/>
-          <w:szCs w:val="16"/>
-        </w:rPr>
-        <w:t xml:space="preserve">________에 따른 일정한 행정관행 성립된 경우, 행정의 자기구속법리에 따라 재량준칙에 반하는 처분은 위법할 수 있다. </w:t>
+        <w:t xml:space="preserve">행정규칙은 내부적 규범에 불과하므로 법원의 재판규범이 되지 않는다. 다만, 판례는 ▁62▁이 현저히 부당하다고 인정할만한 합리적 이유가 없는 한 섣불리 재량준칙에 따른 처분이 재량권의 범위를 일탈하였거나 재량권 남용한 것이라고 판단해서는 안된다고 하여 재량준칙을 존중하는 해석을 한다. </w:t>
+      </w:r>
+    </w:p>
+    <w:p>
+      <w:pPr>
+        <w:rPr>
+          <w:sz w:val="16"/>
+          <w:szCs w:val="16"/>
+        </w:rPr>
+      </w:pPr>
+      <w:r>
+        <w:rPr>
+          <w:rFonts w:hint="eastAsia"/>
+          <w:sz w:val="16"/>
+          <w:szCs w:val="16"/>
+        </w:rPr>
+        <w:t xml:space="preserve">▁63▁에 따른 일정한 행정관행 성립된 경우, 행정의 자기구속법리에 따라 재량준칙에 반하는 처분은 위법할 수 있다. </w:t>
       </w:r>
     </w:p>
     <w:p>
@@ -2800,7 +2800,7 @@
           <w:sz w:val="16"/>
           <w:szCs w:val="16"/>
         </w:rPr>
-        <w:t>을 받아서 제정된 학칙으로서, 위 학칙이 법령보충적 ________에 해당하는지</w:t>
+        <w:t>을 받아서 제정된 학칙으로서, 위 학칙이 법령보충적 ▁64▁에 해당하는지</w:t>
       </w:r>
       <w:r>
         <w:rPr>
@@ -2848,7 +2848,7 @@
           <w:sz w:val="16"/>
           <w:szCs w:val="16"/>
         </w:rPr>
-        <w:t xml:space="preserve"> 법적성질 = 상위법의 위임을 받아 제정된 법령보충적 ________</w:t>
+        <w:t xml:space="preserve"> 법적성질 = 상위법의 위임을 받아 제정된 법령보충적 ▁65▁</w:t>
       </w:r>
     </w:p>
     <w:p>
@@ -2912,63 +2912,63 @@
           <w:sz w:val="16"/>
           <w:szCs w:val="16"/>
         </w:rPr>
-        <w:t xml:space="preserve"> ________</w:t>
-      </w:r>
-      <w:r>
-        <w:rPr>
-          <w:rFonts w:hint="eastAsia"/>
-          <w:sz w:val="16"/>
-          <w:szCs w:val="16"/>
-        </w:rPr>
-        <w:t>(법령보충규칙의 ________ 일반론)</w:t>
-      </w:r>
-    </w:p>
-    <w:p>
-      <w:pPr>
-        <w:rPr>
-          <w:sz w:val="16"/>
-          <w:szCs w:val="16"/>
-        </w:rPr>
-      </w:pPr>
-      <w:r>
-        <w:rPr>
-          <w:rFonts w:hint="eastAsia"/>
-          <w:sz w:val="16"/>
-          <w:szCs w:val="16"/>
-        </w:rPr>
-        <w:t>헌법이 인정하는 ________은 예시적이며, 법령보충적 ________은 법령의 구체적, 개별적 위임에 따라 법규를 보충하는 기능을 한다고 보는 견해, 헌법규정이 열거적이므로 열거되지 않은 형식의 법규명령은 인정되지 않는다고 보는 견해, 학칙의 특수성에 따라 구속력 인정된다는 견해 등이 존재한다.</w:t>
-      </w:r>
-    </w:p>
-    <w:p>
-      <w:pPr>
-        <w:rPr>
-          <w:sz w:val="16"/>
-          <w:szCs w:val="16"/>
-        </w:rPr>
-      </w:pPr>
-      <w:r>
-        <w:rPr>
-          <w:rFonts w:hint="eastAsia"/>
-          <w:sz w:val="16"/>
-          <w:szCs w:val="16"/>
-        </w:rPr>
-        <w:t xml:space="preserve">판례는 위임법령의 위임의 한계를 벗어나지 아니하는 한 상위법령과 결합하여 대외적 구속력 있는 ________으로서 효력을 인정한다. </w:t>
-      </w:r>
-    </w:p>
-    <w:p>
-      <w:pPr>
-        <w:rPr>
-          <w:sz w:val="16"/>
-          <w:szCs w:val="16"/>
-        </w:rPr>
-      </w:pPr>
-      <w:r>
-        <w:rPr>
-          <w:rFonts w:hint="eastAsia"/>
-          <w:sz w:val="16"/>
-          <w:szCs w:val="16"/>
-        </w:rPr>
-        <w:t>(포섭) 위임을 받아 위임법령을 보충하는 구체적 사항을 정하는 경우 의회유보원칙에 반하는 것은 아니며, 전문적, 기술적 사항 또는 빈번히 개정되어야 할 구체적 사항에 대하여 탄력성 있는 ________ 형식으로 제정할 필요가 있으므로 ________에 해당한다.</w:t>
+        <w:t xml:space="preserve"> ▁66▁</w:t>
+      </w:r>
+      <w:r>
+        <w:rPr>
+          <w:rFonts w:hint="eastAsia"/>
+          <w:sz w:val="16"/>
+          <w:szCs w:val="16"/>
+        </w:rPr>
+        <w:t>(법령보충규칙의 법규성 일반론)</w:t>
+      </w:r>
+    </w:p>
+    <w:p>
+      <w:pPr>
+        <w:rPr>
+          <w:sz w:val="16"/>
+          <w:szCs w:val="16"/>
+        </w:rPr>
+      </w:pPr>
+      <w:r>
+        <w:rPr>
+          <w:rFonts w:hint="eastAsia"/>
+          <w:sz w:val="16"/>
+          <w:szCs w:val="16"/>
+        </w:rPr>
+        <w:t>헌법이 인정하는 ▁67▁은 예시적이며, 법령보충적 행정규칙은 법령의 구체적, 개별적 위임에 따라 법규를 보충하는 기능을 한다고 보는 견해, 헌법규정이 열거적이므로 열거되지 않은 형식의 법규명령은 인정되지 않는다고 보는 견해, 학칙의 특수성에 따라 구속력 인정된다는 견해 등이 존재한다.</w:t>
+      </w:r>
+    </w:p>
+    <w:p>
+      <w:pPr>
+        <w:rPr>
+          <w:sz w:val="16"/>
+          <w:szCs w:val="16"/>
+        </w:rPr>
+      </w:pPr>
+      <w:r>
+        <w:rPr>
+          <w:rFonts w:hint="eastAsia"/>
+          <w:sz w:val="16"/>
+          <w:szCs w:val="16"/>
+        </w:rPr>
+        <w:t xml:space="preserve">판례는 위임법령의 위임의 한계를 벗어나지 아니하는 한 상위법령과 결합하여 대외적 구속력 있는 ▁68▁으로서 효력을 인정한다. </w:t>
+      </w:r>
+    </w:p>
+    <w:p>
+      <w:pPr>
+        <w:rPr>
+          <w:sz w:val="16"/>
+          <w:szCs w:val="16"/>
+        </w:rPr>
+      </w:pPr>
+      <w:r>
+        <w:rPr>
+          <w:rFonts w:hint="eastAsia"/>
+          <w:sz w:val="16"/>
+          <w:szCs w:val="16"/>
+        </w:rPr>
+        <w:t>(포섭) 위임을 받아 위임법령을 보충하는 구체적 사항을 정하는 경우 의회유보원칙에 반하는 것은 아니며, 전문적, 기술적 사항 또는 빈번히 개정되어야 할 구체적 사항에 대하여 탄력성 있는 행정규칙 형식으로 제정할 필요가 있으므로 ▁69▁에 해당한다.</w:t>
       </w:r>
     </w:p>
     <w:p>
@@ -3016,7 +3016,7 @@
           <w:sz w:val="16"/>
           <w:szCs w:val="16"/>
         </w:rPr>
-        <w:t>________은 수권되지 않은 입법사항에 대하여 스스로 규정할 수 없고, 규정의 내용도 상위법령의 내용에 반하지 않아야 한다.</w:t>
+        <w:t>▁70▁은 수권되지 않은 입법사항에 대하여 스스로 규정할 수 없고, 규정의 내용도 상위법령의 내용에 반하지 않아야 한다.</w:t>
       </w:r>
     </w:p>
     <w:p>
@@ -3073,7 +3073,7 @@
           <w:sz w:val="16"/>
           <w:szCs w:val="16"/>
         </w:rPr>
-        <w:t>. 행정</w:t>
+        <w:t>. ▁71▁</w:t>
       </w:r>
       <w:r>
         <w:rPr>
@@ -3212,23 +3212,23 @@
           <w:sz w:val="16"/>
           <w:szCs w:val="16"/>
         </w:rPr>
-        <w:t>] ________은 장래예측을 토대로 목표를 설정하고, 그 실현을 위하여 행정수단의 선택, 조정, 종합화의 과정을 통하여 장래 일정한 질서의 실현을 목적으로 하는 구상 또는 활동기준의 설정을 말한다.</w:t>
-      </w:r>
-    </w:p>
-    <w:p>
-      <w:pPr>
-        <w:rPr>
-          <w:sz w:val="16"/>
-          <w:szCs w:val="16"/>
-        </w:rPr>
-      </w:pPr>
-      <w:r>
-        <w:rPr>
-          <w:rFonts w:hint="eastAsia"/>
-          <w:sz w:val="16"/>
-          <w:szCs w:val="16"/>
-        </w:rPr>
-        <w:t>________의 법적성질에 대하여, 종래 행정입법설, 행정행위설, 독자성설이 대립된 바 있으나, 행정계획은 매우 다양한 분야에 이루어지므로 그 법적성질은 사안마다 개별적으로 검토하는 것이 타당하다.</w:t>
+        <w:t>] ▁72▁은 장래예측을 토대로 목표를 설정하고, 그 실현을 위하여 행정수단의 선택, 조정, 종합화의 과정을 통하여 장래 일정한 질서의 실현을 목적으로 하는 구상 또는 활동기준의 설정을 말한다.</w:t>
+      </w:r>
+    </w:p>
+    <w:p>
+      <w:pPr>
+        <w:rPr>
+          <w:sz w:val="16"/>
+          <w:szCs w:val="16"/>
+        </w:rPr>
+      </w:pPr>
+      <w:r>
+        <w:rPr>
+          <w:rFonts w:hint="eastAsia"/>
+          <w:sz w:val="16"/>
+          <w:szCs w:val="16"/>
+        </w:rPr>
+        <w:t>▁73▁의 법적성질에 대하여, 종래 행정입법설, 행정행위설, 독자성설이 대립된 바 있으나, 행정계획은 매우 다양한 분야에 이루어지므로 그 법적성질은 사안마다 개별적으로 검토하는 것이 타당하다.</w:t>
       </w:r>
     </w:p>
     <w:p>
@@ -3309,39 +3309,39 @@
           <w:sz w:val="16"/>
           <w:szCs w:val="16"/>
         </w:rPr>
-        <w:t xml:space="preserve">절차적 하자 관련, ________은 ________이 인정되어 내용적 하자에 대한 사법적 통제 어려우므로, 절차적 통제는 중요한 의미를 가진다. </w:t>
-      </w:r>
-    </w:p>
-    <w:p>
-      <w:pPr>
-        <w:rPr>
-          <w:sz w:val="16"/>
-          <w:szCs w:val="16"/>
-        </w:rPr>
-      </w:pPr>
-      <w:r>
-        <w:rPr>
-          <w:rFonts w:hint="eastAsia"/>
-          <w:sz w:val="16"/>
-          <w:szCs w:val="16"/>
-        </w:rPr>
-        <w:t>________수립 시에는 심의, 기관 상호간 의견조정, 주민의 의견수렴 및 개별법상 요구되는 기초조사, 사전청문 등의 절차가 엄격히 준수되어야 한다.</w:t>
-      </w:r>
-    </w:p>
-    <w:p>
-      <w:pPr>
-        <w:rPr>
-          <w:sz w:val="16"/>
-          <w:szCs w:val="16"/>
-        </w:rPr>
-      </w:pPr>
-      <w:r>
-        <w:rPr>
-          <w:rFonts w:hint="eastAsia"/>
-          <w:sz w:val="16"/>
-          <w:szCs w:val="16"/>
-        </w:rPr>
-        <w:t xml:space="preserve">내용적 하자 관련, ________수립 시 행정청의 ________이 인정되므로, 형량명령원칙에 기한 형량하자 여부를 판단하면 된다. </w:t>
+        <w:t xml:space="preserve">절차적 하자 관련, 행정계획은 ▁74▁이 인정되어 내용적 하자에 대한 사법적 통제 어려우므로, 절차적 통제는 중요한 의미를 가진다. </w:t>
+      </w:r>
+    </w:p>
+    <w:p>
+      <w:pPr>
+        <w:rPr>
+          <w:sz w:val="16"/>
+          <w:szCs w:val="16"/>
+        </w:rPr>
+      </w:pPr>
+      <w:r>
+        <w:rPr>
+          <w:rFonts w:hint="eastAsia"/>
+          <w:sz w:val="16"/>
+          <w:szCs w:val="16"/>
+        </w:rPr>
+        <w:t>▁75▁수립 시에는 심의, 기관 상호간 의견조정, 주민의 의견수렴 및 개별법상 요구되는 기초조사, 사전청문 등의 절차가 엄격히 준수되어야 한다.</w:t>
+      </w:r>
+    </w:p>
+    <w:p>
+      <w:pPr>
+        <w:rPr>
+          <w:sz w:val="16"/>
+          <w:szCs w:val="16"/>
+        </w:rPr>
+      </w:pPr>
+      <w:r>
+        <w:rPr>
+          <w:rFonts w:hint="eastAsia"/>
+          <w:sz w:val="16"/>
+          <w:szCs w:val="16"/>
+        </w:rPr>
+        <w:t xml:space="preserve">내용적 하자 관련, 행정계획수립 시 행정청의 계획재량이 인정되므로, 형량명령원칙에 기한 ▁76▁ 여부를 판단하면 된다. </w:t>
       </w:r>
     </w:p>
     <w:p>
@@ -3366,7 +3366,7 @@
           <w:sz w:val="16"/>
           <w:szCs w:val="16"/>
         </w:rPr>
-        <w:t>. ________</w:t>
+        <w:t>. ▁77▁</w:t>
       </w:r>
     </w:p>
     <w:p>
@@ -3398,31 +3398,31 @@
           <w:sz w:val="16"/>
           <w:szCs w:val="16"/>
         </w:rPr>
-        <w:t xml:space="preserve">________이란, ________ 수립과정에서 행정청이 가지는 광범위한 재량을 말한다. </w:t>
-      </w:r>
-    </w:p>
-    <w:p>
-      <w:pPr>
-        <w:rPr>
-          <w:sz w:val="16"/>
-          <w:szCs w:val="16"/>
-        </w:rPr>
-      </w:pPr>
-      <w:r>
-        <w:rPr>
-          <w:rFonts w:hint="eastAsia"/>
-          <w:sz w:val="16"/>
-          <w:szCs w:val="16"/>
-        </w:rPr>
-        <w:t xml:space="preserve">판례는 ________의 근거가 되는 </w:t>
-      </w:r>
-      <w:r>
-        <w:rPr>
-          <w:rFonts w:hint="eastAsia"/>
-          <w:sz w:val="16"/>
-          <w:szCs w:val="16"/>
-        </w:rPr>
-        <w:t>관계 법령에는 추상적인 행정목표와 절차만이 규정되어 있을 뿐 ________의 내용에 관하여는 별다른 규정을 두고 있지 아니하므로 행정주체는 구체적인 행정계획을 입안·결정함에 있어서 비교적 광범위한 형성의 자유를 가</w:t>
+        <w:t xml:space="preserve">▁78▁이란, 행정계획 수립과정에서 행정청이 가지는 광범위한 재량을 말한다. </w:t>
+      </w:r>
+    </w:p>
+    <w:p>
+      <w:pPr>
+        <w:rPr>
+          <w:sz w:val="16"/>
+          <w:szCs w:val="16"/>
+        </w:rPr>
+      </w:pPr>
+      <w:r>
+        <w:rPr>
+          <w:rFonts w:hint="eastAsia"/>
+          <w:sz w:val="16"/>
+          <w:szCs w:val="16"/>
+        </w:rPr>
+        <w:t xml:space="preserve">판례는 ▁79▁의 근거가 되는 </w:t>
+      </w:r>
+      <w:r>
+        <w:rPr>
+          <w:rFonts w:hint="eastAsia"/>
+          <w:sz w:val="16"/>
+          <w:szCs w:val="16"/>
+        </w:rPr>
+        <w:t>관계 법령에는 추상적인 행정목표와 절차만이 규정되어 있을 뿐 행정계획의 내용에 관하여는 별다른 규정을 두고 있지 아니하므로 행정주체는 구체적인 행정계획을 입안·결정함에 있어서 비교적 광범위한 형성의 자유를 가</w:t>
       </w:r>
       <w:r>
         <w:rPr>
@@ -3446,7 +3446,7 @@
           <w:sz w:val="16"/>
           <w:szCs w:val="16"/>
         </w:rPr>
-        <w:t xml:space="preserve">________을 재량행위와 구별하는 견해가 있으나, ________은 비례원칙을 계획재량에 적용한 것일 뿐이며, </w:t>
+        <w:t xml:space="preserve">계획재량을 재량행위와 구별하는 견해가 있으나, ▁80▁은 비례원칙을 계획재량에 적용한 것일 뿐이며, </w:t>
       </w:r>
       <w:r>
         <w:rPr>
@@ -3487,7 +3487,7 @@
           <w:sz w:val="16"/>
           <w:szCs w:val="16"/>
         </w:rPr>
-        <w:t>. ________과 ________</w:t>
+        <w:t>. 형량명령원칙과 ▁81▁</w:t>
       </w:r>
       <w:r>
         <w:rPr>
@@ -3511,7 +3511,7 @@
           <w:sz w:val="16"/>
           <w:szCs w:val="16"/>
         </w:rPr>
-        <w:t>형량명령이란 ________을 수립하는 행정청은 관련된 이익을 정당하게 형량하여야 한다는 것으로</w:t>
+        <w:t>형량명령이란 ▁82▁을 수립하는 행정청은 관련된 이익을 정당하게 형량하여야 한다는 것으로</w:t>
       </w:r>
       <w:r>
         <w:rPr>
@@ -3543,7 +3543,7 @@
           <w:sz w:val="16"/>
           <w:szCs w:val="16"/>
         </w:rPr>
-        <w:t>형량명령에 반하는 ________로서는 다음이 있다. 형량하자가 있는 ________은 위법한 것이 된다.</w:t>
+        <w:t>형량명령에 반하는 ▁83▁로서는 다음이 있다. 형량하자가 있는 행정계획은 위법한 것이 된다.</w:t>
       </w:r>
     </w:p>
     <w:p>
@@ -3564,7 +3564,7 @@
           <w:sz w:val="16"/>
           <w:szCs w:val="16"/>
         </w:rPr>
-        <w:t>________ : 형량을 전혀 하지 않은 경우</w:t>
+        <w:t>▁84▁ : 형량을 전혀 하지 않은 경우</w:t>
       </w:r>
     </w:p>
     <w:p>
@@ -3585,7 +3585,7 @@
           <w:sz w:val="16"/>
           <w:szCs w:val="16"/>
         </w:rPr>
-        <w:t>________ : 형량 대상에 포함되어야 할 사항을 빠뜨린 경우</w:t>
+        <w:t>▁85▁ : 형량 대상에 포함되어야 할 사항을 빠뜨린 경우</w:t>
       </w:r>
     </w:p>
     <w:p>
@@ -3606,7 +3606,7 @@
           <w:sz w:val="16"/>
           <w:szCs w:val="16"/>
         </w:rPr>
-        <w:t>________ : 이익형량이 객관성, 비례성을 결여한 경우</w:t>
+        <w:t>▁86▁ : 이익형량이 객관성, 비례성을 결여한 경우</w:t>
       </w:r>
     </w:p>
     <w:p>
@@ -3645,7 +3645,7 @@
           <w:sz w:val="16"/>
           <w:szCs w:val="16"/>
         </w:rPr>
-        <w:t>________은</w:t>
+        <w:t>▁87▁은</w:t>
       </w:r>
       <w:r>
         <w:rPr>
@@ -3667,7 +3667,7 @@
           <w:sz w:val="16"/>
           <w:szCs w:val="16"/>
         </w:rPr>
-        <w:t>에 정당하게 비교교량하여야 한다는 제한이 있으므로, 행정주체가 ________을 입안·결정함에 있어서 이익형량을 전혀 행하지 아니하거나 이익형량의 고려 대상에 마땅히 포함시켜야 할 사항을 누락한 경우 또는 이익형량을 하였으나 정당성과 객관성이 결여된 경우에는 그 행정계획결정은 형량에 하자가 있어 위법하</w:t>
+        <w:t>에 정당하게 비교교량하여야 한다는 제한이 있으므로, 행정주체가 행정계획을 입안·결정함에 있어서 이익형량을 전혀 행하지 아니하거나 이익형량의 고려 대상에 마땅히 포함시켜야 할 사항을 누락한 경우 또는 이익형량을 하였으나 정당성과 객관성이 결여된 경우에는 그 행정계획결정은 형량에 하자가 있어 위법하</w:t>
       </w:r>
       <w:r>
         <w:rPr>

--- a/word proj/사례_행정입법, 행정계획_문제.docx
+++ b/word proj/사례_행정입법, 행정계획_문제.docx
@@ -81,7 +81,7 @@
           <w:sz w:val="16"/>
           <w:szCs w:val="16"/>
         </w:rPr>
-        <w:t xml:space="preserve"> = ▁①▁ </w:t>
+        <w:t xml:space="preserve"> = ▁1▁ </w:t>
       </w:r>
     </w:p>
     <w:p>
@@ -104,23 +104,23 @@
           <w:sz w:val="16"/>
           <w:szCs w:val="16"/>
         </w:rPr>
-        <w:t xml:space="preserve"> 제75조는 구체적으로 범위를 정하여 위임받은 사항만을 ▁②▁으로 정할 수 있게 하여 포괄위임금지를 선언하고 있다. 따라서 상위법령에는 위임명령에 규정될 기본사항이 구체적으로 규정되어 있어서, 누구라도 해당 법률로부터 위임명령에 규정될 내용을 대략 예측할 수 있어야 한다. 또한, 헌법상 보장된 국민의 자유나 권리를 제한할 때에는 적어도 그 기본권 제한의 본질적인 사항에 관하여는 국회가 법률로써 규율하여야 하며, 하위법령에 위임하는 경우 반드시 법률의 명시적이고 구체적인 위임이 있어야 한다.</w:t>
-      </w:r>
-    </w:p>
-    <w:p>
-      <w:pPr>
-        <w:rPr>
-          <w:sz w:val="16"/>
-          <w:szCs w:val="16"/>
-        </w:rPr>
-      </w:pPr>
-      <w:r>
-        <w:rPr>
-          <w:rFonts w:hint="eastAsia"/>
-          <w:sz w:val="16"/>
-          <w:szCs w:val="16"/>
-        </w:rPr>
-        <w:t>▁③▁의</w:t>
+        <w:t xml:space="preserve"> 제75조는 구체적으로 범위를 정하여 위임받은 사항만을 ▁1▁으로 정할 수 있게 하여 포괄위임금지를 선언하고 있다. 따라서 상위법령에는 위임명령에 규정될 기본사항이 구체적으로 규정되어 있어서, 누구라도 해당 법률로부터 위임명령에 규정될 내용을 대략 예측할 수 있어야 한다. 또한, 헌법상 보장된 국민의 자유나 권리를 제한할 때에는 적어도 그 기본권 제한의 본질적인 사항에 관하여는 국회가 법률로써 규율하여야 하며, 하위법령에 위임하는 경우 반드시 법률의 명시적이고 구체적인 위임이 있어야 한다.</w:t>
+      </w:r>
+    </w:p>
+    <w:p>
+      <w:pPr>
+        <w:rPr>
+          <w:sz w:val="16"/>
+          <w:szCs w:val="16"/>
+        </w:rPr>
+      </w:pPr>
+      <w:r>
+        <w:rPr>
+          <w:rFonts w:hint="eastAsia"/>
+          <w:sz w:val="16"/>
+          <w:szCs w:val="16"/>
+        </w:rPr>
+        <w:t>▁1▁의</w:t>
       </w:r>
       <w:r>
         <w:rPr>
@@ -152,7 +152,7 @@
           <w:sz w:val="16"/>
           <w:szCs w:val="16"/>
         </w:rPr>
-        <w:t xml:space="preserve"> ▁④▁의</w:t>
+        <w:t xml:space="preserve"> ▁1▁의</w:t>
       </w:r>
       <w:r>
         <w:rPr>
@@ -175,7 +175,7 @@
           <w:sz w:val="16"/>
           <w:szCs w:val="16"/>
         </w:rPr>
-        <w:t>▁⑤▁은</w:t>
+        <w:t>▁1▁은</w:t>
       </w:r>
       <w:r>
         <w:rPr>
@@ -207,7 +207,7 @@
           <w:sz w:val="16"/>
           <w:szCs w:val="16"/>
         </w:rPr>
-        <w:t xml:space="preserve"> ▁⑥▁의</w:t>
+        <w:t xml:space="preserve"> ▁1▁의</w:t>
       </w:r>
       <w:r>
         <w:rPr>
@@ -308,23 +308,23 @@
           <w:sz w:val="16"/>
           <w:szCs w:val="16"/>
         </w:rPr>
-        <w:t>법 개정과 ▁⑦▁</w:t>
-      </w:r>
-    </w:p>
-    <w:p>
-      <w:pPr>
-        <w:rPr>
-          <w:sz w:val="16"/>
-          <w:szCs w:val="16"/>
-        </w:rPr>
-      </w:pPr>
-      <w:r>
-        <w:rPr>
-          <w:rFonts w:hint="eastAsia"/>
-          <w:sz w:val="16"/>
-          <w:szCs w:val="16"/>
-        </w:rPr>
-        <w:t>법령을 개정하면서 경과규정을 두지 않는 행정입법이 ▁⑧▁ 위반인지 문제된다.</w:t>
+        <w:t>법 개정과 ▁1▁</w:t>
+      </w:r>
+    </w:p>
+    <w:p>
+      <w:pPr>
+        <w:rPr>
+          <w:sz w:val="16"/>
+          <w:szCs w:val="16"/>
+        </w:rPr>
+      </w:pPr>
+      <w:r>
+        <w:rPr>
+          <w:rFonts w:hint="eastAsia"/>
+          <w:sz w:val="16"/>
+          <w:szCs w:val="16"/>
+        </w:rPr>
+        <w:t>법령을 개정하면서 경과규정을 두지 않는 행정입법이 ▁1▁ 위반인지 문제된다.</w:t>
       </w:r>
     </w:p>
     <w:p>
@@ -355,7 +355,7 @@
           <w:sz w:val="16"/>
           <w:szCs w:val="16"/>
         </w:rPr>
-        <w:t xml:space="preserve">고 보아 법령 개정에 ▁⑨▁ 적용된다고 본다. </w:t>
+        <w:t xml:space="preserve">고 보아 법령 개정에 ▁1▁ 적용된다고 본다. </w:t>
       </w:r>
     </w:p>
     <w:p>
@@ -408,7 +408,7 @@
           <w:sz w:val="16"/>
           <w:szCs w:val="16"/>
         </w:rPr>
-        <w:t>▁⑩▁의 위배 여부를 판단하기 위해서는 침해된 이익의 보호가치, 침해의 중한 정도, 신뢰가 손상된 정도, 신뢰침해의 방법 등과 다른 한편으로는 새 법령을 통해 실현하고자 하는 공익적 목적을 종합적으로 비교·형량하여야 한다</w:t>
+        <w:t>▁1▁의 위배 여부를 판단하기 위해서는 침해된 이익의 보호가치, 침해의 중한 정도, 신뢰가 손상된 정도, 신뢰침해의 방법 등과 다른 한편으로는 새 법령을 통해 실현하고자 하는 공익적 목적을 종합적으로 비교·형량하여야 한다</w:t>
       </w:r>
       <w:r>
         <w:rPr>
@@ -449,23 +449,23 @@
           <w:sz w:val="16"/>
           <w:szCs w:val="16"/>
         </w:rPr>
-        <w:t>행정입법으로서 ▁⑪▁은 법률의 위임에 의하여 또는 법률을 집행하기 위하여 행정권에 의하여 제정된 법규범을, 행정규칙은 상급행정청이 하급행정기관을 수범자로 행정조직 내부의 사무처리기준 및 조직에 관하여 발령한 일반적, 추상적 규범이다. 행정규칙은 대외적 구속력이 없고, 법적근거없이 규정될 수 있다는 점에서 법규명령과 구분된다.</w:t>
-      </w:r>
-    </w:p>
-    <w:p>
-      <w:pPr>
-        <w:rPr>
-          <w:sz w:val="16"/>
-          <w:szCs w:val="16"/>
-        </w:rPr>
-      </w:pPr>
-      <w:r>
-        <w:rPr>
-          <w:rFonts w:hint="eastAsia"/>
-          <w:sz w:val="16"/>
-          <w:szCs w:val="16"/>
-        </w:rPr>
-        <w:t>법규명령은 상위법령에 의하여 위임된 사항을 발하는 명령으로서 위임의 범위에서 국민의 권리의무에 관한 사항에 관하여도 규율할 수 있는 ▁⑫▁과, 상위법령 시행에 관하여 필요한 절차 및 형식을 규율하는 집행명령으로 구분된다.</w:t>
+        <w:t>행정입법으로서 법규명령은 법률의 위임에 의하여 또는 법률을 집행하기 위하여 행정권에 의하여 제정된 법규범을, ▁1▁은 상급행정청이 하급행정기관을 수범자로 행정조직 내부의 사무처리기준 및 조직에 관하여 발령한 일반적, 추상적 규범이다. 행정규칙은 대외적 구속력이 없고, 법적근거없이 규정될 수 있다는 점에서 법규명령과 구분된다.</w:t>
+      </w:r>
+    </w:p>
+    <w:p>
+      <w:pPr>
+        <w:rPr>
+          <w:sz w:val="16"/>
+          <w:szCs w:val="16"/>
+        </w:rPr>
+      </w:pPr>
+      <w:r>
+        <w:rPr>
+          <w:rFonts w:hint="eastAsia"/>
+          <w:sz w:val="16"/>
+          <w:szCs w:val="16"/>
+        </w:rPr>
+        <w:t>▁1▁은 상위법령에 의하여 위임된 사항을 발하는 명령으로서 위임의 범위에서 국민의 권리의무에 관한 사항에 관하여도 규율할 수 있는 위임명령과, 상위법령 시행에 관하여 필요한 절차 및 형식을 규율하는 집행명령으로 구분된다.</w:t>
       </w:r>
     </w:p>
     <w:p>
@@ -482,23 +482,23 @@
           <w:sz w:val="16"/>
           <w:szCs w:val="16"/>
         </w:rPr>
-        <w:t>1) ▁⑬▁에 근거한 처분의 위법성</w:t>
-      </w:r>
-    </w:p>
-    <w:p>
-      <w:pPr>
-        <w:rPr>
-          <w:sz w:val="16"/>
-          <w:szCs w:val="16"/>
-        </w:rPr>
-      </w:pPr>
-      <w:r>
-        <w:rPr>
-          <w:rFonts w:hint="eastAsia"/>
-          <w:sz w:val="16"/>
-          <w:szCs w:val="16"/>
-        </w:rPr>
-        <w:t xml:space="preserve">▁⑭▁에 근거한 처분이 적법한지는 상위법령의 규정과 입법 목적 등에 적합한지 여부에 따라 판단하여야 한다. </w:t>
+        <w:t>1) ▁1▁에 근거한 처분의 위법성</w:t>
+      </w:r>
+    </w:p>
+    <w:p>
+      <w:pPr>
+        <w:rPr>
+          <w:sz w:val="16"/>
+          <w:szCs w:val="16"/>
+        </w:rPr>
+      </w:pPr>
+      <w:r>
+        <w:rPr>
+          <w:rFonts w:hint="eastAsia"/>
+          <w:sz w:val="16"/>
+          <w:szCs w:val="16"/>
+        </w:rPr>
+        <w:t xml:space="preserve">▁1▁에 근거한 처분이 적법한지는 상위법령의 규정과 입법 목적 등에 적합한지 여부에 따라 판단하여야 한다. </w:t>
       </w:r>
     </w:p>
     <w:p>
@@ -523,7 +523,7 @@
           <w:sz w:val="16"/>
           <w:szCs w:val="16"/>
         </w:rPr>
-        <w:t>3. ▁⑮▁ 형식의 행정규칙</w:t>
+        <w:t>3. 법규명령 형식의 ▁1▁</w:t>
       </w:r>
     </w:p>
     <w:p>
@@ -563,7 +563,7 @@
           <w:sz w:val="16"/>
           <w:szCs w:val="16"/>
         </w:rPr>
-        <w:t>▁⑯▁</w:t>
+        <w:t>▁1▁</w:t>
       </w:r>
       <w:r>
         <w:rPr>
@@ -594,7 +594,7 @@
           <w:szCs w:val="16"/>
         </w:rPr>
         <w:tab/>
-        <w:t>형식설 : 규범형식에 따라 시행령, 시행규칙에 규정된 경우 ▁⑰▁으로 본다.</w:t>
+        <w:t>형식설 : 규범형식에 따라 시행령, 시행규칙에 규정된 경우 ▁1▁으로 본다.</w:t>
       </w:r>
     </w:p>
     <w:p>
@@ -642,7 +642,7 @@
           <w:sz w:val="16"/>
           <w:szCs w:val="16"/>
         </w:rPr>
-        <w:t>의 성격을 가지므로 ▁⑱▁으로 본다.</w:t>
+        <w:t>의 성격을 가지므로 ▁1▁으로 본다.</w:t>
       </w:r>
     </w:p>
     <w:p>
@@ -665,7 +665,7 @@
           <w:szCs w:val="16"/>
         </w:rPr>
         <w:tab/>
-        <w:t>위임설 : 수권이 없는 때에만 ▁⑲▁으로 보아야 한다.</w:t>
+        <w:t>위임설 : 수권이 없는 때에만 ▁1▁으로 보아야 한다.</w:t>
       </w:r>
     </w:p>
     <w:p>
@@ -688,7 +688,7 @@
           <w:szCs w:val="16"/>
         </w:rPr>
         <w:tab/>
-        <w:t xml:space="preserve">독자적 법형식설 : ▁⑳▁은 간접적으로 국민의 권리의무에 영향을 미치므로 법규명령도 행정규칙도 아닌 제3의 법형식이다. </w:t>
+        <w:t xml:space="preserve">독자적 법형식설 : ▁1▁은 간접적으로 국민의 권리의무에 영향을 미치므로 법규명령도 행정규칙도 아닌 제3의 법형식이다. </w:t>
       </w:r>
     </w:p>
     <w:p>
@@ -711,7 +711,7 @@
           <w:sz w:val="16"/>
           <w:szCs w:val="16"/>
         </w:rPr>
-        <w:t xml:space="preserve"> ▁21▁의 대표적 예시인 </w:t>
+        <w:t xml:space="preserve"> ▁1▁의 대표적 예시인 </w:t>
       </w:r>
       <w:r>
         <w:rPr>
@@ -772,54 +772,54 @@
           <w:sz w:val="16"/>
           <w:szCs w:val="16"/>
         </w:rPr>
-        <w:t>▁22▁에 기한 처분의 위법성 심사방식</w:t>
-      </w:r>
-    </w:p>
-    <w:p>
-      <w:pPr>
-        <w:rPr>
-          <w:sz w:val="16"/>
-          <w:szCs w:val="16"/>
-        </w:rPr>
-      </w:pPr>
-      <w:r>
-        <w:rPr>
-          <w:sz w:val="16"/>
-          <w:szCs w:val="16"/>
-        </w:rPr>
-        <w:t>▁23▁과 같은 행정규칙은 행정조직 내부에서만 효력을 가질 뿐 대외적으로 국민이나 법원을 구속하는 효력이 없다. 행정규칙에 근거한 처분의 위법여부는 행정규칙이 적합한지 여부가 아니라 헌법과 법률, 대외적으로 구속력있는 법령의 규정과 입법 목적, 행정법의 일반원칙에 부합하는지 여부에 따라 판단하여야 한다.</w:t>
-      </w:r>
-    </w:p>
-    <w:p>
-      <w:pPr>
-        <w:rPr>
-          <w:sz w:val="16"/>
-          <w:szCs w:val="16"/>
-        </w:rPr>
-      </w:pPr>
-      <w:r>
-        <w:rPr>
-          <w:rFonts w:hint="eastAsia"/>
-          <w:sz w:val="16"/>
-          <w:szCs w:val="16"/>
-        </w:rPr>
-        <w:t>다만, ▁24▁의 내용이 객관적 합리성 결여하였다는 등의 특별한 사정이 없는 한 법원은 행정규칙을 준수하여 이루어진 처분을 섯불리 위법하다고 판단할 수 없고, 이를 존중하는 것이 바람직하다.</w:t>
-      </w:r>
-    </w:p>
-    <w:p>
-      <w:pPr>
-        <w:rPr>
-          <w:sz w:val="16"/>
-          <w:szCs w:val="16"/>
-        </w:rPr>
-      </w:pPr>
-      <w:r>
-        <w:rPr>
-          <w:rFonts w:hint="eastAsia"/>
-          <w:sz w:val="16"/>
-          <w:szCs w:val="16"/>
-        </w:rPr>
-        <w:t>행정청이 ▁25▁에 반하여 처분한 경우에도 법령위반으로 곧바로 위법하게 되는 것은 아니나, 행정규칙에 따른 처분이 되풀이되어 관행 성립 시 자기구속원칙 위반의 재량권 일탈남용이 있을 수 있다.</w:t>
+        <w:t>▁1▁에 기한 처분의 위법성 심사방식</w:t>
+      </w:r>
+    </w:p>
+    <w:p>
+      <w:pPr>
+        <w:rPr>
+          <w:sz w:val="16"/>
+          <w:szCs w:val="16"/>
+        </w:rPr>
+      </w:pPr>
+      <w:r>
+        <w:rPr>
+          <w:sz w:val="16"/>
+          <w:szCs w:val="16"/>
+        </w:rPr>
+        <w:t>▁1▁과 같은 행정규칙은 행정조직 내부에서만 효력을 가질 뿐 대외적으로 국민이나 법원을 구속하는 효력이 없다. 행정규칙에 근거한 처분의 위법여부는 행정규칙이 적합한지 여부가 아니라 헌법과 법률, 대외적으로 구속력있는 법령의 규정과 입법 목적, 행정법의 일반원칙에 부합하는지 여부에 따라 판단하여야 한다.</w:t>
+      </w:r>
+    </w:p>
+    <w:p>
+      <w:pPr>
+        <w:rPr>
+          <w:sz w:val="16"/>
+          <w:szCs w:val="16"/>
+        </w:rPr>
+      </w:pPr>
+      <w:r>
+        <w:rPr>
+          <w:rFonts w:hint="eastAsia"/>
+          <w:sz w:val="16"/>
+          <w:szCs w:val="16"/>
+        </w:rPr>
+        <w:t>다만, ▁1▁의 내용이 객관적 합리성 결여하였다는 등의 특별한 사정이 없는 한 법원은 행정규칙을 준수하여 이루어진 처분을 섯불리 위법하다고 판단할 수 없고, 이를 존중하는 것이 바람직하다.</w:t>
+      </w:r>
+    </w:p>
+    <w:p>
+      <w:pPr>
+        <w:rPr>
+          <w:sz w:val="16"/>
+          <w:szCs w:val="16"/>
+        </w:rPr>
+      </w:pPr>
+      <w:r>
+        <w:rPr>
+          <w:rFonts w:hint="eastAsia"/>
+          <w:sz w:val="16"/>
+          <w:szCs w:val="16"/>
+        </w:rPr>
+        <w:t>행정청이 ▁1▁에 반하여 처분한 경우에도 법령위반으로 곧바로 위법하게 되는 것은 아니나, 행정규칙에 따른 처분이 되풀이되어 관행 성립 시 자기구속원칙 위반의 재량권 일탈남용이 있을 수 있다.</w:t>
       </w:r>
     </w:p>
     <w:p>
@@ -844,22 +844,22 @@
           <w:sz w:val="16"/>
           <w:szCs w:val="16"/>
         </w:rPr>
-        <w:t>) ▁26▁에 가중적 처분기준이 있는 경우 소의이익</w:t>
-      </w:r>
-    </w:p>
-    <w:p>
-      <w:pPr>
-        <w:rPr>
-          <w:sz w:val="16"/>
-          <w:szCs w:val="16"/>
-        </w:rPr>
-      </w:pPr>
-      <w:r>
-        <w:rPr>
-          <w:sz w:val="16"/>
-          <w:szCs w:val="16"/>
-        </w:rPr>
-        <w:t>판례는 제재적 처분기준이 시행규칙과 같은 법규명령 형식으로 규정된 경우, 그 시행규칙은 내부규범에 불과하여 ▁27▁은 없지만, 이 경우에도 법규 관할 행정청이나 담당공무원은 이를 준수할 의무가 있고, 그 결과 선행처분을 받은 상대방이 그 처분의 존재로 인하여 장래에 받을 불이익은 구체적이고 현실적인 것이므로 상대방에게는 선행처분의 취소소송을 통하여 그 불이익을 제거할 필요가 있다고 한다.</w:t>
+        <w:t>) ▁1▁에 가중적 처분기준이 있는 경우 소의이익</w:t>
+      </w:r>
+    </w:p>
+    <w:p>
+      <w:pPr>
+        <w:rPr>
+          <w:sz w:val="16"/>
+          <w:szCs w:val="16"/>
+        </w:rPr>
+      </w:pPr>
+      <w:r>
+        <w:rPr>
+          <w:sz w:val="16"/>
+          <w:szCs w:val="16"/>
+        </w:rPr>
+        <w:t>판례는 제재적 처분기준이 시행규칙과 같은 법규명령 형식으로 규정된 경우, 그 시행규칙은 내부규범에 불과하여 ▁1▁은 없지만, 이 경우에도 법규 관할 행정청이나 담당공무원은 이를 준수할 의무가 있고, 그 결과 선행처분을 받은 상대방이 그 처분의 존재로 인하여 장래에 받을 불이익은 구체적이고 현실적인 것이므로 상대방에게는 선행처분의 취소소송을 통하여 그 불이익을 제거할 필요가 있다고 한다.</w:t>
       </w:r>
     </w:p>
     <w:p>
@@ -884,7 +884,7 @@
           <w:sz w:val="16"/>
           <w:szCs w:val="16"/>
         </w:rPr>
-        <w:t>) ▁28▁인 법규명령</w:t>
+        <w:t>) ▁1▁인 법규명령</w:t>
       </w:r>
       <w:r>
         <w:rPr>
@@ -915,23 +915,23 @@
           <w:sz w:val="16"/>
           <w:szCs w:val="16"/>
         </w:rPr>
-        <w:t>시행령에서 정한 과징금 금액은 ▁29▁이기는 하나 모법의 위임규정의 내용과 취지 및 헌법상의 과잉금지의 원칙과 평등의 원칙 등에 비추어 같은 유형의 위반행위라 하더라도 그 규모나 기간·사회적 비난 정도·위반행위로 인하여 다른 법률에 의하여 처벌받은 다른 사정·행위자의 개인적 사정 및 위반행위로 얻은 불법이익의 규모 등 여러 요소를 종합적으로 고려하여 사안에 따라 적정한 과징금의 액수를 정하여야 할 것이므로 그 수액은 정액이 아니라 최고한도액이다.</w:t>
-      </w:r>
-    </w:p>
-    <w:p>
-      <w:pPr>
-        <w:rPr>
-          <w:sz w:val="16"/>
-          <w:szCs w:val="16"/>
-        </w:rPr>
-      </w:pPr>
-      <w:r>
-        <w:rPr>
-          <w:rFonts w:hint="eastAsia"/>
-          <w:sz w:val="16"/>
-          <w:szCs w:val="16"/>
-        </w:rPr>
-        <w:t>(참고) 시행규칙에서 기속행위로 규정 시 ▁30▁ 가지는 상위법에 따라 여전히 재량권 O</w:t>
+        <w:t>시행령에서 정한 과징금 금액은 ▁1▁이기는 하나 모법의 위임규정의 내용과 취지 및 헌법상의 과잉금지의 원칙과 평등의 원칙 등에 비추어 같은 유형의 위반행위라 하더라도 그 규모나 기간·사회적 비난 정도·위반행위로 인하여 다른 법률에 의하여 처벌받은 다른 사정·행위자의 개인적 사정 및 위반행위로 얻은 불법이익의 규모 등 여러 요소를 종합적으로 고려하여 사안에 따라 적정한 과징금의 액수를 정하여야 할 것이므로 그 수액은 정액이 아니라 최고한도액이다.</w:t>
+      </w:r>
+    </w:p>
+    <w:p>
+      <w:pPr>
+        <w:rPr>
+          <w:sz w:val="16"/>
+          <w:szCs w:val="16"/>
+        </w:rPr>
+      </w:pPr>
+      <w:r>
+        <w:rPr>
+          <w:rFonts w:hint="eastAsia"/>
+          <w:sz w:val="16"/>
+          <w:szCs w:val="16"/>
+        </w:rPr>
+        <w:t>(참고) 시행규칙에서 기속행위로 규정 시 ▁1▁ 가지는 상위법에 따라 여전히 재량권 O</w:t>
       </w:r>
     </w:p>
     <w:p>
@@ -964,7 +964,7 @@
           <w:sz w:val="16"/>
           <w:szCs w:val="16"/>
         </w:rPr>
-        <w:t xml:space="preserve">▁31▁에 근거한 </w:t>
+        <w:t xml:space="preserve">▁1▁에 근거한 </w:t>
       </w:r>
       <w:r>
         <w:rPr>
@@ -1034,7 +1034,7 @@
           <w:sz w:val="16"/>
           <w:szCs w:val="16"/>
         </w:rPr>
-        <w:t xml:space="preserve"> 감독권 행사를 ▁32▁에 근거해서도 할 수 있고, 그러한 행정규칙 형식의 감독권을 위배한 자를 징계할 수 있다. </w:t>
+        <w:t xml:space="preserve"> 감독권 행사를 ▁1▁에 근거해서도 할 수 있고, 그러한 행정규칙 형식의 감독권을 위배한 자를 징계할 수 있다. </w:t>
       </w:r>
       <w:r>
         <w:rPr>
@@ -1104,7 +1104,7 @@
           <w:sz w:val="16"/>
           <w:szCs w:val="16"/>
         </w:rPr>
-        <w:t>(고시, ▁33▁, 훈령)</w:t>
+        <w:t>(고시, 지침, ▁1▁)</w:t>
       </w:r>
     </w:p>
     <w:p>
@@ -1128,7 +1128,7 @@
           <w:sz w:val="16"/>
           <w:szCs w:val="16"/>
         </w:rPr>
-        <w:t xml:space="preserve">▁34▁, 훈령 등의 형식을 가지나, 내용은 근거가 되는 법령의 규정과 결합하여 국민의 권리의무를 규율하는 경우 그 법적 성질에 대하여 견해가 대립한다. </w:t>
+        <w:t xml:space="preserve">지침, ▁1▁ 등의 형식을 가지나, 내용은 근거가 되는 법령의 규정과 결합하여 국민의 권리의무를 규율하는 경우 그 법적 성질에 대하여 견해가 대립한다. </w:t>
       </w:r>
     </w:p>
     <w:p>
@@ -1171,7 +1171,7 @@
           <w:sz w:val="16"/>
           <w:szCs w:val="16"/>
         </w:rPr>
-        <w:t xml:space="preserve"> ▁35▁의 형식을 예시적으로 보아</w:t>
+        <w:t xml:space="preserve"> 위임명령의 형식을 예시적으로 보아</w:t>
       </w:r>
       <w:r>
         <w:rPr>
@@ -1186,7 +1186,7 @@
           <w:sz w:val="16"/>
           <w:szCs w:val="16"/>
         </w:rPr>
-        <w:t xml:space="preserve"> 법규명령</w:t>
+        <w:t xml:space="preserve"> ▁1▁</w:t>
       </w:r>
       <w:r>
         <w:rPr>
@@ -1237,7 +1237,7 @@
           <w:sz w:val="16"/>
           <w:szCs w:val="16"/>
         </w:rPr>
-        <w:t xml:space="preserve">는 ▁36▁의 형식을 열거적인 것으로 보아 행정규칙으로 </w:t>
+        <w:t xml:space="preserve">는 위임명령의 형식을 열거적인 것으로 보아 ▁1▁으로 </w:t>
       </w:r>
       <w:r>
         <w:rPr>
@@ -1273,7 +1273,7 @@
           <w:sz w:val="16"/>
           <w:szCs w:val="16"/>
         </w:rPr>
-        <w:t>헌법은 ▁37▁의 형식으로 대통령령</w:t>
+        <w:t>헌법은 법규명령의 형식으로 대통령령</w:t>
       </w:r>
       <w:r>
         <w:rPr>
@@ -1303,7 +1303,7 @@
           <w:sz w:val="16"/>
           <w:szCs w:val="16"/>
         </w:rPr>
-        <w:t>부령만을 한정적으로 열거하고 있으므로, 행정규칙형식의 법규명령은 허용되지 않아 위헌</w:t>
+        <w:t>부령만을 한정적으로 열거하고 있으므로, ▁1▁형식의 법규명령은 허용되지 않아 위헌</w:t>
       </w:r>
       <w:r>
         <w:rPr>
@@ -1347,7 +1347,7 @@
           <w:sz w:val="16"/>
           <w:szCs w:val="16"/>
         </w:rPr>
-        <w:t xml:space="preserve">규범구체화▁38▁설 : </w:t>
+        <w:t xml:space="preserve">규범구체화▁1▁설 : </w:t>
       </w:r>
       <w:r>
         <w:rPr>
@@ -1415,7 +1415,7 @@
           <w:sz w:val="16"/>
           <w:szCs w:val="16"/>
         </w:rPr>
-        <w:t>상위 수권법령과 결합하여 대외적인 구속력이 있는 ▁39▁</w:t>
+        <w:t>상위 수권법령과 결합하여 대외적인 구속력이 있는 ▁1▁</w:t>
       </w:r>
       <w:r>
         <w:rPr>
@@ -1447,7 +1447,7 @@
           <w:sz w:val="16"/>
           <w:szCs w:val="16"/>
         </w:rPr>
-        <w:t xml:space="preserve">▁40▁ 제2조 1호 3)은 상위법령의 위임을 받아 만들어진 행정규칙도 </w:t>
+        <w:t xml:space="preserve">행정기본법 제2조 1호 3)은 상위법령의 위임을 받아 만들어진 ▁1▁도 </w:t>
       </w:r>
       <w:r>
         <w:rPr>
@@ -1547,23 +1547,23 @@
           <w:sz w:val="16"/>
           <w:szCs w:val="16"/>
         </w:rPr>
-        <w:t>고시가 법령보충적 행정규칙으로서 ▁41▁ 가진다는 포섭에서 아래 관점으로 논해주면 됨.</w:t>
-      </w:r>
-    </w:p>
-    <w:p>
-      <w:pPr>
-        <w:rPr>
-          <w:sz w:val="16"/>
-          <w:szCs w:val="16"/>
-        </w:rPr>
-      </w:pPr>
-      <w:r>
-        <w:rPr>
-          <w:rFonts w:hint="eastAsia"/>
-          <w:sz w:val="16"/>
-          <w:szCs w:val="16"/>
-        </w:rPr>
-        <w:t xml:space="preserve">다만, 법률이 위임입법을 할 때에는 법규명령에 위임함이 바람직하고, ▁42▁와 같은 형식으로 위임입법을 할 때에는 </w:t>
+        <w:t>고시가 법령보충적 ▁1▁으로서 법규성 가진다는 포섭에서 아래 관점으로 논해주면 됨.</w:t>
+      </w:r>
+    </w:p>
+    <w:p>
+      <w:pPr>
+        <w:rPr>
+          <w:sz w:val="16"/>
+          <w:szCs w:val="16"/>
+        </w:rPr>
+      </w:pPr>
+      <w:r>
+        <w:rPr>
+          <w:rFonts w:hint="eastAsia"/>
+          <w:sz w:val="16"/>
+          <w:szCs w:val="16"/>
+        </w:rPr>
+        <w:t xml:space="preserve">다만, 법률이 위임입법을 할 때에는 ▁1▁에 위임함이 바람직하고, 고시와 같은 형식으로 위임입법을 할 때에는 </w:t>
       </w:r>
       <w:r>
         <w:rPr>
@@ -1660,7 +1660,7 @@
           <w:sz w:val="16"/>
           <w:szCs w:val="16"/>
         </w:rPr>
-        <w:t xml:space="preserve">할 것 : ▁43▁의 한계(포괄위임금지, 내용상의 한계)가 동일하게 적용된다.  </w:t>
+        <w:t xml:space="preserve">할 것 : 위임명령의 한계(포괄위임금지, 내용상의 한계)가 동일하게 적용된다.  </w:t>
       </w:r>
       <w:r>
         <w:rPr>
@@ -1669,7 +1669,7 @@
           <w:szCs w:val="16"/>
           <w:highlight w:val="yellow"/>
         </w:rPr>
-        <w:t>상위법령의 위임한계를 벗어난 경우 대외적 구속력은 부정되고 행정규칙에 불과하다.</w:t>
+        <w:t>상위법령의 위임한계를 벗어난 경우 대외적 구속력은 부정되고 ▁1▁에 불과하다.</w:t>
       </w:r>
       <w:r>
         <w:rPr>
@@ -1698,7 +1698,7 @@
           <w:sz w:val="16"/>
           <w:szCs w:val="16"/>
         </w:rPr>
-        <w:t>▁44▁나 규칙 등 행정규칙의 형식으로 정하도록 위임</w:t>
+        <w:t>고시나 규칙 등 ▁1▁의 형식으로 정하도록 위임</w:t>
       </w:r>
       <w:r>
         <w:rPr>
@@ -1761,7 +1761,7 @@
           <w:sz w:val="16"/>
           <w:szCs w:val="16"/>
         </w:rPr>
-        <w:t>. ▁45▁</w:t>
+        <w:t>. ▁1▁</w:t>
       </w:r>
     </w:p>
     <w:p>
@@ -1794,7 +1794,7 @@
           <w:sz w:val="16"/>
           <w:szCs w:val="16"/>
         </w:rPr>
-        <w:t xml:space="preserve">▁46▁는 행정기관이 일정한 사항을 일반에게 알리기 위한 </w:t>
+        <w:t xml:space="preserve">▁1▁는 행정기관이 일정한 사항을 일반에게 알리기 위한 </w:t>
       </w:r>
       <w:r>
         <w:rPr>
@@ -1826,7 +1826,7 @@
           <w:sz w:val="16"/>
           <w:szCs w:val="16"/>
         </w:rPr>
-        <w:t xml:space="preserve">훈령, 예규가 조문의 형식에 의하여 작성되는 것과 달리, ▁47▁는 특정한 형식을 요구하지 않는다(조문 형식의 고시도 있고, 일반적 공문 형식도 있다.). 따라서 고시는 </w:t>
+        <w:t xml:space="preserve">▁1▁, 예규가 조문의 형식에 의하여 작성되는 것과 달리, 고시는 특정한 형식을 요구하지 않는다(조문 형식의 고시도 있고, 일반적 공문 형식도 있다.). 따라서 고시는 </w:t>
       </w:r>
       <w:r>
         <w:rPr>
@@ -1880,7 +1880,7 @@
           <w:sz w:val="16"/>
           <w:szCs w:val="16"/>
         </w:rPr>
-        <w:t>판례도 ▁48▁가 일반적, 추상적 성격을 가질 때에는 법규명령 또는 행정규칙에 해당하지만, 다른 집행행위 매개 없이 그 자체로서 직접 국민의 권리의무나 법률관계 규율하는 성격을 가질 때에는 항고소송의 대상이 되는 처분이라고 본다.</w:t>
+        <w:t>판례도 고시가 일반적, 추상적 성격을 가질 때에는 법규명령 또는 ▁1▁에 해당하지만, 다른 집행행위 매개 없이 그 자체로서 직접 국민의 권리의무나 법률관계 규율하는 성격을 가질 때에는 항고소송의 대상이 되는 처분이라고 본다.</w:t>
       </w:r>
     </w:p>
     <w:tbl>
@@ -1914,7 +1914,7 @@
                 <w:sz w:val="16"/>
                 <w:szCs w:val="16"/>
               </w:rPr>
-              <w:t>▁88▁</w:t>
+              <w:t>법규명령</w:t>
             </w:r>
             <w:r>
               <w:rPr>
@@ -1922,7 +1922,7 @@
                 <w:sz w:val="16"/>
                 <w:szCs w:val="16"/>
               </w:rPr>
-              <w:t>/행정규칙</w:t>
+              <w:t>/▁1▁</w:t>
             </w:r>
           </w:p>
         </w:tc>
@@ -1953,7 +1953,7 @@
                 <w:sz w:val="16"/>
                 <w:szCs w:val="16"/>
               </w:rPr>
-              <w:t xml:space="preserve">(법령보충적 행정규칙으로서 ▁89▁ 가짐을 전제 </w:t>
+              <w:t xml:space="preserve">(법령보충적 ▁1▁으로서 법규성 가짐을 전제 </w:t>
             </w:r>
             <w:r>
               <w:rPr>
@@ -2068,7 +2068,7 @@
                 <w:sz w:val="16"/>
                 <w:szCs w:val="16"/>
               </w:rPr>
-              <w:t xml:space="preserve">는 행정규칙이며, 법령보충적 행정규칙 요건을 갖추면 ▁90▁ 인정된다. </w:t>
+              <w:t xml:space="preserve">는 ▁1▁이며, 법령보충적 행정규칙 요건을 갖추면 법규성 인정된다. </w:t>
             </w:r>
           </w:p>
         </w:tc>
@@ -2089,7 +2089,7 @@
                 <w:sz w:val="16"/>
                 <w:szCs w:val="16"/>
               </w:rPr>
-              <w:t>청소년유해매체물 결정 및 ▁91▁,</w:t>
+              <w:t>청소년유해매체물 결정 및 ▁1▁,</w:t>
             </w:r>
           </w:p>
           <w:p>
@@ -2105,7 +2105,7 @@
                 <w:sz w:val="16"/>
                 <w:szCs w:val="16"/>
               </w:rPr>
-              <w:t>보건복지부 ▁92▁인 약제급여, 비급여목록 및 급여상한금액표</w:t>
+              <w:t>보건복지부 ▁1▁인 약제급여, 비급여목록 및 급여상한금액표</w:t>
             </w:r>
             <w:r>
               <w:rPr>
@@ -2134,7 +2134,7 @@
                 <w:sz w:val="16"/>
                 <w:szCs w:val="16"/>
               </w:rPr>
-              <w:t>사업인정▁93▁(지정승인고시)</w:t>
+              <w:t>사업인정▁1▁(지정승인고시)</w:t>
             </w:r>
           </w:p>
         </w:tc>
@@ -2188,7 +2188,7 @@
           <w:sz w:val="16"/>
           <w:szCs w:val="16"/>
         </w:rPr>
-        <w:t>행정규칙은 대외적 구속력이 없어서 절대로 처분</w:t>
+        <w:t>▁1▁은 대외적 구속력이 없어서 절대로 처분</w:t>
       </w:r>
       <w:r>
         <w:rPr>
@@ -2204,7 +2204,7 @@
           <w:sz w:val="16"/>
           <w:szCs w:val="16"/>
         </w:rPr>
-        <w:t xml:space="preserve">될 수 없으니까, 일단 이 사건 ▁49▁가 법령보충규칙에 따라 </w:t>
+        <w:t xml:space="preserve">될 수 없으니까, 일단 이 사건 고시가 법령보충규칙에 따라 </w:t>
       </w:r>
       <w:r>
         <w:rPr>
@@ -2256,7 +2256,7 @@
           <w:sz w:val="16"/>
           <w:szCs w:val="16"/>
         </w:rPr>
-        <w:t xml:space="preserve"> 직접 권리의무를 규율하는 처분적 ▁50▁(집행적 법규명령)인지 판단</w:t>
+        <w:t xml:space="preserve"> 직접 권리의무를 규율하는 처분적 고시(집행적 ▁1▁)인지 판단</w:t>
       </w:r>
     </w:p>
     <w:p>
@@ -2277,7 +2277,7 @@
           <w:sz w:val="16"/>
           <w:szCs w:val="16"/>
         </w:rPr>
-        <w:t>▁51▁와 같은 법령은 일반적, 추상적 규율로서 구체적 사건에 대한 법집행으로 보기 어려워 처분성이 부인되는 것이 원칙이다. 다만, 그것이 집행행위의 매개없이 그 자체로서 직접 국민에 대하여 구체적 효과를 발생하여 특정 권리의무를 형성하는 경우에는 처분성이 인정되어 직접 그에 대하여 항고소송을 제기할 수 있다.</w:t>
+        <w:t>▁1▁와 같은 법령은 일반적, 추상적 규율로서 구체적 사건에 대한 법집행으로 보기 어려워 처분성이 부인되는 것이 원칙이다. 다만, 그것이 집행행위의 매개없이 그 자체로서 직접 국민에 대하여 구체적 효과를 발생하여 특정 권리의무를 형성하는 경우에는 처분성이 인정되어 직접 그에 대하여 항고소송을 제기할 수 있다.</w:t>
       </w:r>
     </w:p>
     <w:p>
@@ -2302,7 +2302,7 @@
           <w:sz w:val="16"/>
           <w:szCs w:val="16"/>
         </w:rPr>
-        <w:t>) 처분적 ▁52▁</w:t>
+        <w:t>) 처분적 ▁1▁</w:t>
       </w:r>
       <w:r>
         <w:rPr>
@@ -2408,7 +2408,7 @@
           <w:sz w:val="16"/>
           <w:szCs w:val="16"/>
         </w:rPr>
-        <w:t>판례는 처분의 상대방이 불특정 다수인이고 처분의 효력이 불특정 다수인에게 일률적으로 적용되므로, 처분에 이해관계를 가지는 자가 현실적으로 알았는지 여부에 관계없이 ▁53▁가 효력을 발생하는 날 행정처분이 있음을 알았다고 보아야 한다.</w:t>
+        <w:t>판례는 처분의 상대방이 불특정 다수인이고 처분의 효력이 불특정 다수인에게 일률적으로 적용되므로, 처분에 이해관계를 가지는 자가 현실적으로 알았는지 여부에 관계없이 ▁1▁가 효력을 발생하는 날 행정처분이 있음을 알았다고 보아야 한다.</w:t>
       </w:r>
     </w:p>
     <w:p>
@@ -2428,7 +2428,7 @@
           <w:sz w:val="16"/>
           <w:szCs w:val="16"/>
         </w:rPr>
-        <w:t xml:space="preserve">Ex : 5.1. 3시 ▁54▁ </w:t>
+        <w:t xml:space="preserve">Ex : 5.1. 3시 ▁1▁ </w:t>
       </w:r>
       <w:r>
         <w:rPr>
@@ -2504,22 +2504,22 @@
           <w:sz w:val="16"/>
           <w:szCs w:val="16"/>
         </w:rPr>
-        <w:t>) 처분적 ▁55▁와 행정절차법</w:t>
-      </w:r>
-    </w:p>
-    <w:p>
-      <w:pPr>
-        <w:rPr>
-          <w:sz w:val="16"/>
-          <w:szCs w:val="16"/>
-        </w:rPr>
-      </w:pPr>
-      <w:r>
-        <w:rPr>
-          <w:sz w:val="16"/>
-          <w:szCs w:val="16"/>
-        </w:rPr>
-        <w:t>‘▁56▁’의 방법으로 불특정 다수인을 상대로 의무를 부과하거나 권익을 제한하는 처분은 성질상 처분의 사전통지나 의견제출의 기회를 주어야 하는 상대방을 특정할 수 없으므로, 이와 같은 처분에서까지 상대방에게 행정절차법에 따른 처분의 사전통지나 의견제출의 기회를 주어야 하는 것은 아니다.</w:t>
+        <w:t>) 처분적 ▁1▁와 행정절차법</w:t>
+      </w:r>
+    </w:p>
+    <w:p>
+      <w:pPr>
+        <w:rPr>
+          <w:sz w:val="16"/>
+          <w:szCs w:val="16"/>
+        </w:rPr>
+      </w:pPr>
+      <w:r>
+        <w:rPr>
+          <w:sz w:val="16"/>
+          <w:szCs w:val="16"/>
+        </w:rPr>
+        <w:t>‘▁1▁’의 방법으로 불특정 다수인을 상대로 의무를 부과하거나 권익을 제한하는 처분은 성질상 처분의 사전통지나 의견제출의 기회를 주어야 하는 상대방을 특정할 수 없으므로, 이와 같은 처분에서까지 상대방에게 행정절차법에 따른 처분의 사전통지나 의견제출의 기회를 주어야 하는 것은 아니다.</w:t>
       </w:r>
     </w:p>
     <w:p>
@@ -2577,55 +2577,55 @@
           <w:sz w:val="16"/>
           <w:szCs w:val="16"/>
         </w:rPr>
-        <w:t>1) ▁57▁</w:t>
-      </w:r>
-    </w:p>
-    <w:p>
-      <w:pPr>
-        <w:rPr>
-          <w:sz w:val="16"/>
-          <w:szCs w:val="16"/>
-        </w:rPr>
-      </w:pPr>
-      <w:r>
-        <w:rPr>
-          <w:rFonts w:hint="eastAsia"/>
-          <w:sz w:val="16"/>
-          <w:szCs w:val="16"/>
-        </w:rPr>
-        <w:t xml:space="preserve">헌법 제107조 2항은 대법원에 ▁58▁의 최종심사권을 부여하며 구체적 규범통제를 규정한 바, 법규명령이 재판의 전제가 된 때에만 재판의 선결문제로서 위헌성을 심사할 수 있다. </w:t>
-      </w:r>
-    </w:p>
-    <w:p>
-      <w:pPr>
-        <w:rPr>
-          <w:sz w:val="16"/>
-          <w:szCs w:val="16"/>
-        </w:rPr>
-      </w:pPr>
-      <w:r>
-        <w:rPr>
-          <w:rFonts w:hint="eastAsia"/>
-          <w:sz w:val="16"/>
-          <w:szCs w:val="16"/>
-        </w:rPr>
-        <w:t xml:space="preserve">▁59▁은 일반적 추상적 규율로서 행정소송법상 처분에 해당하지 않으므로 항고소송의 대상이 될 수 없다. </w:t>
-      </w:r>
-    </w:p>
-    <w:p>
-      <w:pPr>
-        <w:rPr>
-          <w:sz w:val="16"/>
-          <w:szCs w:val="16"/>
-        </w:rPr>
-      </w:pPr>
-      <w:r>
-        <w:rPr>
-          <w:rFonts w:hint="eastAsia"/>
-          <w:sz w:val="16"/>
-          <w:szCs w:val="16"/>
-        </w:rPr>
-        <w:t>다만, ▁60▁이 그 자체로 국민의 기본권을 침해한 경우 취소소송을 제기할 수 있으며, 헌법소원 제기도 검토할 수 있다. 헌법소원 관련 헌법 제107조 2항이 대법원에 법규명령에 대한 최종적 심사권 부여하므로 헌법재판소는 법규명령에 대한 위헌성을 판단할 수 없다는 부정설도 존재하나, 헌법재판소는 법무사법시행규칙 헌법소원 사건 등에서 행정입법이 직접적으로 구체적인 국민의 기본권 침해하는 경우 헌법소원 제기할 수 있다고 본다.</w:t>
+        <w:t>1) ▁1▁</w:t>
+      </w:r>
+    </w:p>
+    <w:p>
+      <w:pPr>
+        <w:rPr>
+          <w:sz w:val="16"/>
+          <w:szCs w:val="16"/>
+        </w:rPr>
+      </w:pPr>
+      <w:r>
+        <w:rPr>
+          <w:rFonts w:hint="eastAsia"/>
+          <w:sz w:val="16"/>
+          <w:szCs w:val="16"/>
+        </w:rPr>
+        <w:t xml:space="preserve">헌법 제107조 2항은 대법원에 ▁1▁의 최종심사권을 부여하며 구체적 규범통제를 규정한 바, 법규명령이 재판의 전제가 된 때에만 재판의 선결문제로서 위헌성을 심사할 수 있다. </w:t>
+      </w:r>
+    </w:p>
+    <w:p>
+      <w:pPr>
+        <w:rPr>
+          <w:sz w:val="16"/>
+          <w:szCs w:val="16"/>
+        </w:rPr>
+      </w:pPr>
+      <w:r>
+        <w:rPr>
+          <w:rFonts w:hint="eastAsia"/>
+          <w:sz w:val="16"/>
+          <w:szCs w:val="16"/>
+        </w:rPr>
+        <w:t xml:space="preserve">▁1▁은 일반적 추상적 규율로서 행정소송법상 처분에 해당하지 않으므로 항고소송의 대상이 될 수 없다. </w:t>
+      </w:r>
+    </w:p>
+    <w:p>
+      <w:pPr>
+        <w:rPr>
+          <w:sz w:val="16"/>
+          <w:szCs w:val="16"/>
+        </w:rPr>
+      </w:pPr>
+      <w:r>
+        <w:rPr>
+          <w:rFonts w:hint="eastAsia"/>
+          <w:sz w:val="16"/>
+          <w:szCs w:val="16"/>
+        </w:rPr>
+        <w:t>다만, ▁1▁이 그 자체로 국민의 기본권을 침해한 경우 취소소송을 제기할 수 있으며, 헌법소원 제기도 검토할 수 있다. 헌법소원 관련 헌법 제107조 2항이 대법원에 법규명령에 대한 최종적 심사권 부여하므로 헌법재판소는 법규명령에 대한 위헌성을 판단할 수 없다는 부정설도 존재하나, 헌법재판소는 법무사법시행규칙 헌법소원 사건 등에서 행정입법이 직접적으로 구체적인 국민의 기본권 침해하는 경우 헌법소원 제기할 수 있다고 본다.</w:t>
       </w:r>
     </w:p>
     <w:p>
@@ -2675,7 +2675,7 @@
           <w:sz w:val="16"/>
           <w:szCs w:val="16"/>
         </w:rPr>
-        <w:t>2) ▁61▁</w:t>
+        <w:t>2) ▁1▁</w:t>
       </w:r>
       <w:r>
         <w:rPr>
@@ -2699,23 +2699,23 @@
           <w:sz w:val="16"/>
           <w:szCs w:val="16"/>
         </w:rPr>
-        <w:t xml:space="preserve">행정규칙은 내부적 규범에 불과하므로 법원의 재판규범이 되지 않는다. 다만, 판례는 ▁62▁이 현저히 부당하다고 인정할만한 합리적 이유가 없는 한 섣불리 재량준칙에 따른 처분이 재량권의 범위를 일탈하였거나 재량권 남용한 것이라고 판단해서는 안된다고 하여 재량준칙을 존중하는 해석을 한다. </w:t>
-      </w:r>
-    </w:p>
-    <w:p>
-      <w:pPr>
-        <w:rPr>
-          <w:sz w:val="16"/>
-          <w:szCs w:val="16"/>
-        </w:rPr>
-      </w:pPr>
-      <w:r>
-        <w:rPr>
-          <w:rFonts w:hint="eastAsia"/>
-          <w:sz w:val="16"/>
-          <w:szCs w:val="16"/>
-        </w:rPr>
-        <w:t xml:space="preserve">▁63▁에 따른 일정한 행정관행 성립된 경우, 행정의 자기구속법리에 따라 재량준칙에 반하는 처분은 위법할 수 있다. </w:t>
+        <w:t xml:space="preserve">행정규칙은 내부적 규범에 불과하므로 법원의 재판규범이 되지 않는다. 다만, 판례는 ▁1▁이 현저히 부당하다고 인정할만한 합리적 이유가 없는 한 섣불리 재량준칙에 따른 처분이 재량권의 범위를 일탈하였거나 재량권 남용한 것이라고 판단해서는 안된다고 하여 재량준칙을 존중하는 해석을 한다. </w:t>
+      </w:r>
+    </w:p>
+    <w:p>
+      <w:pPr>
+        <w:rPr>
+          <w:sz w:val="16"/>
+          <w:szCs w:val="16"/>
+        </w:rPr>
+      </w:pPr>
+      <w:r>
+        <w:rPr>
+          <w:rFonts w:hint="eastAsia"/>
+          <w:sz w:val="16"/>
+          <w:szCs w:val="16"/>
+        </w:rPr>
+        <w:t xml:space="preserve">▁1▁에 따른 일정한 행정관행 성립된 경우, 행정의 자기구속법리에 따라 재량준칙에 반하는 처분은 위법할 수 있다. </w:t>
       </w:r>
     </w:p>
     <w:p>
@@ -2800,7 +2800,7 @@
           <w:sz w:val="16"/>
           <w:szCs w:val="16"/>
         </w:rPr>
-        <w:t>을 받아서 제정된 학칙으로서, 위 학칙이 법령보충적 ▁64▁에 해당하는지</w:t>
+        <w:t>을 받아서 제정된 학칙으로서, 위 학칙이 법령보충적 ▁1▁에 해당하는지</w:t>
       </w:r>
       <w:r>
         <w:rPr>
@@ -2848,7 +2848,7 @@
           <w:sz w:val="16"/>
           <w:szCs w:val="16"/>
         </w:rPr>
-        <w:t xml:space="preserve"> 법적성질 = 상위법의 위임을 받아 제정된 법령보충적 ▁65▁</w:t>
+        <w:t xml:space="preserve"> 법적성질 = 상위법의 위임을 받아 제정된 법령보충적 ▁1▁</w:t>
       </w:r>
     </w:p>
     <w:p>
@@ -2912,7 +2912,7 @@
           <w:sz w:val="16"/>
           <w:szCs w:val="16"/>
         </w:rPr>
-        <w:t xml:space="preserve"> ▁66▁</w:t>
+        <w:t xml:space="preserve"> ▁1▁</w:t>
       </w:r>
       <w:r>
         <w:rPr>
@@ -2936,39 +2936,39 @@
           <w:sz w:val="16"/>
           <w:szCs w:val="16"/>
         </w:rPr>
-        <w:t>헌법이 인정하는 ▁67▁은 예시적이며, 법령보충적 행정규칙은 법령의 구체적, 개별적 위임에 따라 법규를 보충하는 기능을 한다고 보는 견해, 헌법규정이 열거적이므로 열거되지 않은 형식의 법규명령은 인정되지 않는다고 보는 견해, 학칙의 특수성에 따라 구속력 인정된다는 견해 등이 존재한다.</w:t>
-      </w:r>
-    </w:p>
-    <w:p>
-      <w:pPr>
-        <w:rPr>
-          <w:sz w:val="16"/>
-          <w:szCs w:val="16"/>
-        </w:rPr>
-      </w:pPr>
-      <w:r>
-        <w:rPr>
-          <w:rFonts w:hint="eastAsia"/>
-          <w:sz w:val="16"/>
-          <w:szCs w:val="16"/>
-        </w:rPr>
-        <w:t xml:space="preserve">판례는 위임법령의 위임의 한계를 벗어나지 아니하는 한 상위법령과 결합하여 대외적 구속력 있는 ▁68▁으로서 효력을 인정한다. </w:t>
-      </w:r>
-    </w:p>
-    <w:p>
-      <w:pPr>
-        <w:rPr>
-          <w:sz w:val="16"/>
-          <w:szCs w:val="16"/>
-        </w:rPr>
-      </w:pPr>
-      <w:r>
-        <w:rPr>
-          <w:rFonts w:hint="eastAsia"/>
-          <w:sz w:val="16"/>
-          <w:szCs w:val="16"/>
-        </w:rPr>
-        <w:t>(포섭) 위임을 받아 위임법령을 보충하는 구체적 사항을 정하는 경우 의회유보원칙에 반하는 것은 아니며, 전문적, 기술적 사항 또는 빈번히 개정되어야 할 구체적 사항에 대하여 탄력성 있는 행정규칙 형식으로 제정할 필요가 있으므로 ▁69▁에 해당한다.</w:t>
+        <w:t>헌법이 인정하는 법규명령은 예시적이며, 법령보충적 ▁1▁은 법령의 구체적, 개별적 위임에 따라 법규를 보충하는 기능을 한다고 보는 견해, 헌법규정이 열거적이므로 열거되지 않은 형식의 법규명령은 인정되지 않는다고 보는 견해, 학칙의 특수성에 따라 구속력 인정된다는 견해 등이 존재한다.</w:t>
+      </w:r>
+    </w:p>
+    <w:p>
+      <w:pPr>
+        <w:rPr>
+          <w:sz w:val="16"/>
+          <w:szCs w:val="16"/>
+        </w:rPr>
+      </w:pPr>
+      <w:r>
+        <w:rPr>
+          <w:rFonts w:hint="eastAsia"/>
+          <w:sz w:val="16"/>
+          <w:szCs w:val="16"/>
+        </w:rPr>
+        <w:t xml:space="preserve">판례는 위임법령의 위임의 한계를 벗어나지 아니하는 한 상위법령과 결합하여 대외적 구속력 있는 ▁1▁으로서 효력을 인정한다. </w:t>
+      </w:r>
+    </w:p>
+    <w:p>
+      <w:pPr>
+        <w:rPr>
+          <w:sz w:val="16"/>
+          <w:szCs w:val="16"/>
+        </w:rPr>
+      </w:pPr>
+      <w:r>
+        <w:rPr>
+          <w:rFonts w:hint="eastAsia"/>
+          <w:sz w:val="16"/>
+          <w:szCs w:val="16"/>
+        </w:rPr>
+        <w:t>(포섭) 위임을 받아 위임법령을 보충하는 구체적 사항을 정하는 경우 의회유보원칙에 반하는 것은 아니며, 전문적, 기술적 사항 또는 빈번히 개정되어야 할 구체적 사항에 대하여 탄력성 있는 ▁1▁ 형식으로 제정할 필요가 있으므로 법령보충규칙에 해당한다.</w:t>
       </w:r>
     </w:p>
     <w:p>
@@ -3016,7 +3016,7 @@
           <w:sz w:val="16"/>
           <w:szCs w:val="16"/>
         </w:rPr>
-        <w:t>▁70▁은 수권되지 않은 입법사항에 대하여 스스로 규정할 수 없고, 규정의 내용도 상위법령의 내용에 반하지 않아야 한다.</w:t>
+        <w:t>▁1▁은 수권되지 않은 입법사항에 대하여 스스로 규정할 수 없고, 규정의 내용도 상위법령의 내용에 반하지 않아야 한다.</w:t>
       </w:r>
     </w:p>
     <w:p>
@@ -3073,7 +3073,7 @@
           <w:sz w:val="16"/>
           <w:szCs w:val="16"/>
         </w:rPr>
-        <w:t>. ▁71▁</w:t>
+        <w:t>. ▁1▁</w:t>
       </w:r>
       <w:r>
         <w:rPr>
@@ -3212,23 +3212,23 @@
           <w:sz w:val="16"/>
           <w:szCs w:val="16"/>
         </w:rPr>
-        <w:t>] ▁72▁은 장래예측을 토대로 목표를 설정하고, 그 실현을 위하여 행정수단의 선택, 조정, 종합화의 과정을 통하여 장래 일정한 질서의 실현을 목적으로 하는 구상 또는 활동기준의 설정을 말한다.</w:t>
-      </w:r>
-    </w:p>
-    <w:p>
-      <w:pPr>
-        <w:rPr>
-          <w:sz w:val="16"/>
-          <w:szCs w:val="16"/>
-        </w:rPr>
-      </w:pPr>
-      <w:r>
-        <w:rPr>
-          <w:rFonts w:hint="eastAsia"/>
-          <w:sz w:val="16"/>
-          <w:szCs w:val="16"/>
-        </w:rPr>
-        <w:t>▁73▁의 법적성질에 대하여, 종래 행정입법설, 행정행위설, 독자성설이 대립된 바 있으나, 행정계획은 매우 다양한 분야에 이루어지므로 그 법적성질은 사안마다 개별적으로 검토하는 것이 타당하다.</w:t>
+        <w:t>] ▁1▁은 장래예측을 토대로 목표를 설정하고, 그 실현을 위하여 행정수단의 선택, 조정, 종합화의 과정을 통하여 장래 일정한 질서의 실현을 목적으로 하는 구상 또는 활동기준의 설정을 말한다.</w:t>
+      </w:r>
+    </w:p>
+    <w:p>
+      <w:pPr>
+        <w:rPr>
+          <w:sz w:val="16"/>
+          <w:szCs w:val="16"/>
+        </w:rPr>
+      </w:pPr>
+      <w:r>
+        <w:rPr>
+          <w:rFonts w:hint="eastAsia"/>
+          <w:sz w:val="16"/>
+          <w:szCs w:val="16"/>
+        </w:rPr>
+        <w:t>▁1▁의 법적성질에 대하여, 종래 행정입법설, 행정행위설, 독자성설이 대립된 바 있으나, 행정계획은 매우 다양한 분야에 이루어지므로 그 법적성질은 사안마다 개별적으로 검토하는 것이 타당하다.</w:t>
       </w:r>
     </w:p>
     <w:p>
@@ -3309,39 +3309,39 @@
           <w:sz w:val="16"/>
           <w:szCs w:val="16"/>
         </w:rPr>
-        <w:t xml:space="preserve">절차적 하자 관련, 행정계획은 ▁74▁이 인정되어 내용적 하자에 대한 사법적 통제 어려우므로, 절차적 통제는 중요한 의미를 가진다. </w:t>
-      </w:r>
-    </w:p>
-    <w:p>
-      <w:pPr>
-        <w:rPr>
-          <w:sz w:val="16"/>
-          <w:szCs w:val="16"/>
-        </w:rPr>
-      </w:pPr>
-      <w:r>
-        <w:rPr>
-          <w:rFonts w:hint="eastAsia"/>
-          <w:sz w:val="16"/>
-          <w:szCs w:val="16"/>
-        </w:rPr>
-        <w:t>▁75▁수립 시에는 심의, 기관 상호간 의견조정, 주민의 의견수렴 및 개별법상 요구되는 기초조사, 사전청문 등의 절차가 엄격히 준수되어야 한다.</w:t>
-      </w:r>
-    </w:p>
-    <w:p>
-      <w:pPr>
-        <w:rPr>
-          <w:sz w:val="16"/>
-          <w:szCs w:val="16"/>
-        </w:rPr>
-      </w:pPr>
-      <w:r>
-        <w:rPr>
-          <w:rFonts w:hint="eastAsia"/>
-          <w:sz w:val="16"/>
-          <w:szCs w:val="16"/>
-        </w:rPr>
-        <w:t xml:space="preserve">내용적 하자 관련, 행정계획수립 시 행정청의 계획재량이 인정되므로, 형량명령원칙에 기한 ▁76▁ 여부를 판단하면 된다. </w:t>
+        <w:t xml:space="preserve">절차적 하자 관련, 행정계획은 ▁1▁이 인정되어 내용적 하자에 대한 사법적 통제 어려우므로, 절차적 통제는 중요한 의미를 가진다. </w:t>
+      </w:r>
+    </w:p>
+    <w:p>
+      <w:pPr>
+        <w:rPr>
+          <w:sz w:val="16"/>
+          <w:szCs w:val="16"/>
+        </w:rPr>
+      </w:pPr>
+      <w:r>
+        <w:rPr>
+          <w:rFonts w:hint="eastAsia"/>
+          <w:sz w:val="16"/>
+          <w:szCs w:val="16"/>
+        </w:rPr>
+        <w:t>▁1▁수립 시에는 심의, 기관 상호간 의견조정, 주민의 의견수렴 및 개별법상 요구되는 기초조사, 사전청문 등의 절차가 엄격히 준수되어야 한다.</w:t>
+      </w:r>
+    </w:p>
+    <w:p>
+      <w:pPr>
+        <w:rPr>
+          <w:sz w:val="16"/>
+          <w:szCs w:val="16"/>
+        </w:rPr>
+      </w:pPr>
+      <w:r>
+        <w:rPr>
+          <w:rFonts w:hint="eastAsia"/>
+          <w:sz w:val="16"/>
+          <w:szCs w:val="16"/>
+        </w:rPr>
+        <w:t xml:space="preserve">내용적 하자 관련, 행정계획수립 시 행정청의 계획재량이 인정되므로, ▁1▁에 기한 형량하자 여부를 판단하면 된다. </w:t>
       </w:r>
     </w:p>
     <w:p>
@@ -3366,7 +3366,7 @@
           <w:sz w:val="16"/>
           <w:szCs w:val="16"/>
         </w:rPr>
-        <w:t>. ▁77▁</w:t>
+        <w:t>. ▁1▁</w:t>
       </w:r>
     </w:p>
     <w:p>
@@ -3398,23 +3398,23 @@
           <w:sz w:val="16"/>
           <w:szCs w:val="16"/>
         </w:rPr>
-        <w:t xml:space="preserve">▁78▁이란, 행정계획 수립과정에서 행정청이 가지는 광범위한 재량을 말한다. </w:t>
-      </w:r>
-    </w:p>
-    <w:p>
-      <w:pPr>
-        <w:rPr>
-          <w:sz w:val="16"/>
-          <w:szCs w:val="16"/>
-        </w:rPr>
-      </w:pPr>
-      <w:r>
-        <w:rPr>
-          <w:rFonts w:hint="eastAsia"/>
-          <w:sz w:val="16"/>
-          <w:szCs w:val="16"/>
-        </w:rPr>
-        <w:t xml:space="preserve">판례는 ▁79▁의 근거가 되는 </w:t>
+        <w:t xml:space="preserve">▁1▁이란, 행정계획 수립과정에서 행정청이 가지는 광범위한 재량을 말한다. </w:t>
+      </w:r>
+    </w:p>
+    <w:p>
+      <w:pPr>
+        <w:rPr>
+          <w:sz w:val="16"/>
+          <w:szCs w:val="16"/>
+        </w:rPr>
+      </w:pPr>
+      <w:r>
+        <w:rPr>
+          <w:rFonts w:hint="eastAsia"/>
+          <w:sz w:val="16"/>
+          <w:szCs w:val="16"/>
+        </w:rPr>
+        <w:t xml:space="preserve">판례는 ▁1▁의 근거가 되는 </w:t>
       </w:r>
       <w:r>
         <w:rPr>
@@ -3446,7 +3446,7 @@
           <w:sz w:val="16"/>
           <w:szCs w:val="16"/>
         </w:rPr>
-        <w:t xml:space="preserve">계획재량을 재량행위와 구별하는 견해가 있으나, ▁80▁은 비례원칙을 계획재량에 적용한 것일 뿐이며, </w:t>
+        <w:t xml:space="preserve">계획재량을 재량행위와 구별하는 견해가 있으나, ▁1▁은 비례원칙을 계획재량에 적용한 것일 뿐이며, </w:t>
       </w:r>
       <w:r>
         <w:rPr>
@@ -3487,7 +3487,7 @@
           <w:sz w:val="16"/>
           <w:szCs w:val="16"/>
         </w:rPr>
-        <w:t>. 형량명령원칙과 ▁81▁</w:t>
+        <w:t>. ▁1▁과 형량하자</w:t>
       </w:r>
       <w:r>
         <w:rPr>
@@ -3511,7 +3511,7 @@
           <w:sz w:val="16"/>
           <w:szCs w:val="16"/>
         </w:rPr>
-        <w:t>형량명령이란 ▁82▁을 수립하는 행정청은 관련된 이익을 정당하게 형량하여야 한다는 것으로</w:t>
+        <w:t>형량명령이란 ▁1▁을 수립하는 행정청은 관련된 이익을 정당하게 형량하여야 한다는 것으로</w:t>
       </w:r>
       <w:r>
         <w:rPr>
@@ -3543,7 +3543,7 @@
           <w:sz w:val="16"/>
           <w:szCs w:val="16"/>
         </w:rPr>
-        <w:t>형량명령에 반하는 ▁83▁로서는 다음이 있다. 형량하자가 있는 행정계획은 위법한 것이 된다.</w:t>
+        <w:t>형량명령에 반하는 ▁1▁로서는 다음이 있다. 형량하자가 있는 행정계획은 위법한 것이 된다.</w:t>
       </w:r>
     </w:p>
     <w:p>
@@ -3564,7 +3564,7 @@
           <w:sz w:val="16"/>
           <w:szCs w:val="16"/>
         </w:rPr>
-        <w:t>▁84▁ : 형량을 전혀 하지 않은 경우</w:t>
+        <w:t>▁1▁ : 형량을 전혀 하지 않은 경우</w:t>
       </w:r>
     </w:p>
     <w:p>
@@ -3585,7 +3585,7 @@
           <w:sz w:val="16"/>
           <w:szCs w:val="16"/>
         </w:rPr>
-        <w:t>▁85▁ : 형량 대상에 포함되어야 할 사항을 빠뜨린 경우</w:t>
+        <w:t>▁1▁ : 형량 대상에 포함되어야 할 사항을 빠뜨린 경우</w:t>
       </w:r>
     </w:p>
     <w:p>
@@ -3606,7 +3606,7 @@
           <w:sz w:val="16"/>
           <w:szCs w:val="16"/>
         </w:rPr>
-        <w:t>▁86▁ : 이익형량이 객관성, 비례성을 결여한 경우</w:t>
+        <w:t>▁1▁ : 이익형량이 객관성, 비례성을 결여한 경우</w:t>
       </w:r>
     </w:p>
     <w:p>
@@ -3645,7 +3645,7 @@
           <w:sz w:val="16"/>
           <w:szCs w:val="16"/>
         </w:rPr>
-        <w:t>▁87▁은</w:t>
+        <w:t>▁1▁은</w:t>
       </w:r>
       <w:r>
         <w:rPr>

--- a/word proj/사례_행정입법, 행정계획_문제.docx
+++ b/word proj/사례_행정입법, 행정계획_문제.docx
@@ -104,23 +104,23 @@
           <w:sz w:val="16"/>
           <w:szCs w:val="16"/>
         </w:rPr>
-        <w:t xml:space="preserve"> 제75조는 구체적으로 범위를 정하여 위임받은 사항만을 ▁1▁으로 정할 수 있게 하여 포괄위임금지를 선언하고 있다. 따라서 상위법령에는 위임명령에 규정될 기본사항이 구체적으로 규정되어 있어서, 누구라도 해당 법률로부터 위임명령에 규정될 내용을 대략 예측할 수 있어야 한다. 또한, 헌법상 보장된 국민의 자유나 권리를 제한할 때에는 적어도 그 기본권 제한의 본질적인 사항에 관하여는 국회가 법률로써 규율하여야 하며, 하위법령에 위임하는 경우 반드시 법률의 명시적이고 구체적인 위임이 있어야 한다.</w:t>
-      </w:r>
-    </w:p>
-    <w:p>
-      <w:pPr>
-        <w:rPr>
-          <w:sz w:val="16"/>
-          <w:szCs w:val="16"/>
-        </w:rPr>
-      </w:pPr>
-      <w:r>
-        <w:rPr>
-          <w:rFonts w:hint="eastAsia"/>
-          <w:sz w:val="16"/>
-          <w:szCs w:val="16"/>
-        </w:rPr>
-        <w:t>▁1▁의</w:t>
+        <w:t xml:space="preserve"> 제75조는 구체적으로 범위를 정하여 위임받은 사항만을 ▁2▁으로 정할 수 있게 하여 포괄위임금지를 선언하고 있다. 따라서 상위법령에는 위임명령에 규정될 기본사항이 구체적으로 규정되어 있어서, 누구라도 해당 법률로부터 위임명령에 규정될 내용을 대략 예측할 수 있어야 한다. 또한, 헌법상 보장된 국민의 자유나 권리를 제한할 때에는 적어도 그 기본권 제한의 본질적인 사항에 관하여는 국회가 법률로써 규율하여야 하며, 하위법령에 위임하는 경우 반드시 법률의 명시적이고 구체적인 위임이 있어야 한다.</w:t>
+      </w:r>
+    </w:p>
+    <w:p>
+      <w:pPr>
+        <w:rPr>
+          <w:sz w:val="16"/>
+          <w:szCs w:val="16"/>
+        </w:rPr>
+      </w:pPr>
+      <w:r>
+        <w:rPr>
+          <w:rFonts w:hint="eastAsia"/>
+          <w:sz w:val="16"/>
+          <w:szCs w:val="16"/>
+        </w:rPr>
+        <w:t>▁3▁의</w:t>
       </w:r>
       <w:r>
         <w:rPr>
@@ -175,7 +175,7 @@
           <w:sz w:val="16"/>
           <w:szCs w:val="16"/>
         </w:rPr>
-        <w:t>▁1▁은</w:t>
+        <w:t>위임명령은</w:t>
       </w:r>
       <w:r>
         <w:rPr>
@@ -324,7 +324,7 @@
           <w:sz w:val="16"/>
           <w:szCs w:val="16"/>
         </w:rPr>
-        <w:t>법령을 개정하면서 경과규정을 두지 않는 행정입법이 ▁1▁ 위반인지 문제된다.</w:t>
+        <w:t>법령을 개정하면서 경과규정을 두지 않는 행정입법이 신뢰보호원칙 위반인지 문제된다.</w:t>
       </w:r>
     </w:p>
     <w:p>
@@ -355,7 +355,7 @@
           <w:sz w:val="16"/>
           <w:szCs w:val="16"/>
         </w:rPr>
-        <w:t xml:space="preserve">고 보아 법령 개정에 ▁1▁ 적용된다고 본다. </w:t>
+        <w:t xml:space="preserve">고 보아 법령 개정에 신뢰보호원칙 적용된다고 본다. </w:t>
       </w:r>
     </w:p>
     <w:p>
@@ -408,7 +408,7 @@
           <w:sz w:val="16"/>
           <w:szCs w:val="16"/>
         </w:rPr>
-        <w:t>▁1▁의 위배 여부를 판단하기 위해서는 침해된 이익의 보호가치, 침해의 중한 정도, 신뢰가 손상된 정도, 신뢰침해의 방법 등과 다른 한편으로는 새 법령을 통해 실현하고자 하는 공익적 목적을 종합적으로 비교·형량하여야 한다</w:t>
+        <w:t>신뢰보호원칙의 위배 여부를 판단하기 위해서는 침해된 이익의 보호가치, 침해의 중한 정도, 신뢰가 손상된 정도, 신뢰침해의 방법 등과 다른 한편으로는 새 법령을 통해 실현하고자 하는 공익적 목적을 종합적으로 비교·형량하여야 한다</w:t>
       </w:r>
       <w:r>
         <w:rPr>
@@ -465,7 +465,7 @@
           <w:sz w:val="16"/>
           <w:szCs w:val="16"/>
         </w:rPr>
-        <w:t>▁1▁은 상위법령에 의하여 위임된 사항을 발하는 명령으로서 위임의 범위에서 국민의 권리의무에 관한 사항에 관하여도 규율할 수 있는 위임명령과, 상위법령 시행에 관하여 필요한 절차 및 형식을 규율하는 집행명령으로 구분된다.</w:t>
+        <w:t>법규명령은 상위법령에 의하여 위임된 사항을 발하는 명령으로서 위임의 범위에서 국민의 권리의무에 관한 사항에 관하여도 규율할 수 있는 위임명령과, 상위법령 시행에 관하여 필요한 절차 및 형식을 규율하는 ▁2▁으로 구분된다.</w:t>
       </w:r>
     </w:p>
     <w:p>
@@ -498,7 +498,7 @@
           <w:sz w:val="16"/>
           <w:szCs w:val="16"/>
         </w:rPr>
-        <w:t xml:space="preserve">▁1▁에 근거한 처분이 적법한지는 상위법령의 규정과 입법 목적 등에 적합한지 여부에 따라 판단하여야 한다. </w:t>
+        <w:t xml:space="preserve">행정규칙에 근거한 처분이 적법한지는 상위법령의 규정과 입법 목적 등에 적합한지 여부에 따라 판단하여야 한다. </w:t>
       </w:r>
     </w:p>
     <w:p>
@@ -563,7 +563,7 @@
           <w:sz w:val="16"/>
           <w:szCs w:val="16"/>
         </w:rPr>
-        <w:t>▁1▁</w:t>
+        <w:t>▁2▁</w:t>
       </w:r>
       <w:r>
         <w:rPr>
@@ -594,7 +594,7 @@
           <w:szCs w:val="16"/>
         </w:rPr>
         <w:tab/>
-        <w:t>형식설 : 규범형식에 따라 시행령, 시행규칙에 규정된 경우 ▁1▁으로 본다.</w:t>
+        <w:t>형식설 : 규범형식에 따라 시행령, 시행규칙에 규정된 경우 ▁3▁으로 본다.</w:t>
       </w:r>
     </w:p>
     <w:p>
@@ -642,7 +642,7 @@
           <w:sz w:val="16"/>
           <w:szCs w:val="16"/>
         </w:rPr>
-        <w:t>의 성격을 가지므로 ▁1▁으로 본다.</w:t>
+        <w:t>의 성격을 가지므로 행정규칙으로 본다.</w:t>
       </w:r>
     </w:p>
     <w:p>
@@ -665,7 +665,7 @@
           <w:szCs w:val="16"/>
         </w:rPr>
         <w:tab/>
-        <w:t>위임설 : 수권이 없는 때에만 ▁1▁으로 보아야 한다.</w:t>
+        <w:t>위임설 : 수권이 없는 때에만 행정규칙으로 보아야 한다.</w:t>
       </w:r>
     </w:p>
     <w:p>
@@ -688,7 +688,7 @@
           <w:szCs w:val="16"/>
         </w:rPr>
         <w:tab/>
-        <w:t xml:space="preserve">독자적 법형식설 : ▁1▁은 간접적으로 국민의 권리의무에 영향을 미치므로 법규명령도 행정규칙도 아닌 제3의 법형식이다. </w:t>
+        <w:t xml:space="preserve">독자적 법형식설 : 재량준칙은 간접적으로 국민의 권리의무에 영향을 미치므로 법규명령도 행정규칙도 아닌 제3의 법형식이다. </w:t>
       </w:r>
     </w:p>
     <w:p>
@@ -711,7 +711,7 @@
           <w:sz w:val="16"/>
           <w:szCs w:val="16"/>
         </w:rPr>
-        <w:t xml:space="preserve"> ▁1▁의 대표적 예시인 </w:t>
+        <w:t xml:space="preserve"> 재량준칙의 대표적 예시인 </w:t>
       </w:r>
       <w:r>
         <w:rPr>
@@ -787,39 +787,39 @@
           <w:sz w:val="16"/>
           <w:szCs w:val="16"/>
         </w:rPr>
-        <w:t>▁1▁과 같은 행정규칙은 행정조직 내부에서만 효력을 가질 뿐 대외적으로 국민이나 법원을 구속하는 효력이 없다. 행정규칙에 근거한 처분의 위법여부는 행정규칙이 적합한지 여부가 아니라 헌법과 법률, 대외적으로 구속력있는 법령의 규정과 입법 목적, 행정법의 일반원칙에 부합하는지 여부에 따라 판단하여야 한다.</w:t>
-      </w:r>
-    </w:p>
-    <w:p>
-      <w:pPr>
-        <w:rPr>
-          <w:sz w:val="16"/>
-          <w:szCs w:val="16"/>
-        </w:rPr>
-      </w:pPr>
-      <w:r>
-        <w:rPr>
-          <w:rFonts w:hint="eastAsia"/>
-          <w:sz w:val="16"/>
-          <w:szCs w:val="16"/>
-        </w:rPr>
-        <w:t>다만, ▁1▁의 내용이 객관적 합리성 결여하였다는 등의 특별한 사정이 없는 한 법원은 행정규칙을 준수하여 이루어진 처분을 섯불리 위법하다고 판단할 수 없고, 이를 존중하는 것이 바람직하다.</w:t>
-      </w:r>
-    </w:p>
-    <w:p>
-      <w:pPr>
-        <w:rPr>
-          <w:sz w:val="16"/>
-          <w:szCs w:val="16"/>
-        </w:rPr>
-      </w:pPr>
-      <w:r>
-        <w:rPr>
-          <w:rFonts w:hint="eastAsia"/>
-          <w:sz w:val="16"/>
-          <w:szCs w:val="16"/>
-        </w:rPr>
-        <w:t>행정청이 ▁1▁에 반하여 처분한 경우에도 법령위반으로 곧바로 위법하게 되는 것은 아니나, 행정규칙에 따른 처분이 되풀이되어 관행 성립 시 자기구속원칙 위반의 재량권 일탈남용이 있을 수 있다.</w:t>
+        <w:t>▁2▁과 같은 행정규칙은 행정조직 내부에서만 효력을 가질 뿐 대외적으로 국민이나 법원을 구속하는 효력이 없다. 행정규칙에 근거한 처분의 위법여부는 행정규칙이 적합한지 여부가 아니라 헌법과 법률, 대외적으로 구속력있는 법령의 규정과 입법 목적, 행정법의 일반원칙에 부합하는지 여부에 따라 판단하여야 한다.</w:t>
+      </w:r>
+    </w:p>
+    <w:p>
+      <w:pPr>
+        <w:rPr>
+          <w:sz w:val="16"/>
+          <w:szCs w:val="16"/>
+        </w:rPr>
+      </w:pPr>
+      <w:r>
+        <w:rPr>
+          <w:rFonts w:hint="eastAsia"/>
+          <w:sz w:val="16"/>
+          <w:szCs w:val="16"/>
+        </w:rPr>
+        <w:t>다만, 행정규칙의 내용이 객관적 합리성 결여하였다는 등의 특별한 사정이 없는 한 법원은 행정규칙을 준수하여 이루어진 처분을 섯불리 위법하다고 판단할 수 없고, 이를 존중하는 것이 바람직하다.</w:t>
+      </w:r>
+    </w:p>
+    <w:p>
+      <w:pPr>
+        <w:rPr>
+          <w:sz w:val="16"/>
+          <w:szCs w:val="16"/>
+        </w:rPr>
+      </w:pPr>
+      <w:r>
+        <w:rPr>
+          <w:rFonts w:hint="eastAsia"/>
+          <w:sz w:val="16"/>
+          <w:szCs w:val="16"/>
+        </w:rPr>
+        <w:t>행정청이 행정규칙에 반하여 처분한 경우에도 법령위반으로 곧바로 위법하게 되는 것은 아니나, 행정규칙에 따른 처분이 되풀이되어 관행 성립 시 자기구속원칙 위반의 재량권 일탈남용이 있을 수 있다.</w:t>
       </w:r>
     </w:p>
     <w:p>
@@ -859,7 +859,7 @@
           <w:sz w:val="16"/>
           <w:szCs w:val="16"/>
         </w:rPr>
-        <w:t>판례는 제재적 처분기준이 시행규칙과 같은 법규명령 형식으로 규정된 경우, 그 시행규칙은 내부규범에 불과하여 ▁1▁은 없지만, 이 경우에도 법규 관할 행정청이나 담당공무원은 이를 준수할 의무가 있고, 그 결과 선행처분을 받은 상대방이 그 처분의 존재로 인하여 장래에 받을 불이익은 구체적이고 현실적인 것이므로 상대방에게는 선행처분의 취소소송을 통하여 그 불이익을 제거할 필요가 있다고 한다.</w:t>
+        <w:t>판례는 제재적 처분기준이 시행규칙과 같은 ▁2▁ 형식으로 규정된 경우, 그 시행규칙은 내부규범에 불과하여 법규성은 없지만, 이 경우에도 법규 관할 행정청이나 담당공무원은 이를 준수할 의무가 있고, 그 결과 선행처분을 받은 상대방이 그 처분의 존재로 인하여 장래에 받을 불이익은 구체적이고 현실적인 것이므로 상대방에게는 선행처분의 취소소송을 통하여 그 불이익을 제거할 필요가 있다고 한다.</w:t>
       </w:r>
     </w:p>
     <w:p>
@@ -915,23 +915,23 @@
           <w:sz w:val="16"/>
           <w:szCs w:val="16"/>
         </w:rPr>
-        <w:t>시행령에서 정한 과징금 금액은 ▁1▁이기는 하나 모법의 위임규정의 내용과 취지 및 헌법상의 과잉금지의 원칙과 평등의 원칙 등에 비추어 같은 유형의 위반행위라 하더라도 그 규모나 기간·사회적 비난 정도·위반행위로 인하여 다른 법률에 의하여 처벌받은 다른 사정·행위자의 개인적 사정 및 위반행위로 얻은 불법이익의 규모 등 여러 요소를 종합적으로 고려하여 사안에 따라 적정한 과징금의 액수를 정하여야 할 것이므로 그 수액은 정액이 아니라 최고한도액이다.</w:t>
-      </w:r>
-    </w:p>
-    <w:p>
-      <w:pPr>
-        <w:rPr>
-          <w:sz w:val="16"/>
-          <w:szCs w:val="16"/>
-        </w:rPr>
-      </w:pPr>
-      <w:r>
-        <w:rPr>
-          <w:rFonts w:hint="eastAsia"/>
-          <w:sz w:val="16"/>
-          <w:szCs w:val="16"/>
-        </w:rPr>
-        <w:t>(참고) 시행규칙에서 기속행위로 규정 시 ▁1▁ 가지는 상위법에 따라 여전히 재량권 O</w:t>
+        <w:t>시행령에서 정한 과징금 금액은 ▁2▁이기는 하나 모법의 위임규정의 내용과 취지 및 헌법상의 과잉금지의 원칙과 평등의 원칙 등에 비추어 같은 유형의 위반행위라 하더라도 그 규모나 기간·사회적 비난 정도·위반행위로 인하여 다른 법률에 의하여 처벌받은 다른 사정·행위자의 개인적 사정 및 위반행위로 얻은 불법이익의 규모 등 여러 요소를 종합적으로 고려하여 사안에 따라 적정한 과징금의 액수를 정하여야 할 것이므로 그 수액은 정액이 아니라 최고한도액이다.</w:t>
+      </w:r>
+    </w:p>
+    <w:p>
+      <w:pPr>
+        <w:rPr>
+          <w:sz w:val="16"/>
+          <w:szCs w:val="16"/>
+        </w:rPr>
+      </w:pPr>
+      <w:r>
+        <w:rPr>
+          <w:rFonts w:hint="eastAsia"/>
+          <w:sz w:val="16"/>
+          <w:szCs w:val="16"/>
+        </w:rPr>
+        <w:t>(참고) 시행규칙에서 기속행위로 규정 시 ▁3▁ 가지는 상위법에 따라 여전히 재량권 O</w:t>
       </w:r>
     </w:p>
     <w:p>
@@ -1034,7 +1034,7 @@
           <w:sz w:val="16"/>
           <w:szCs w:val="16"/>
         </w:rPr>
-        <w:t xml:space="preserve"> 감독권 행사를 ▁1▁에 근거해서도 할 수 있고, 그러한 행정규칙 형식의 감독권을 위배한 자를 징계할 수 있다. </w:t>
+        <w:t xml:space="preserve"> 감독권 행사를 행정규칙에 근거해서도 할 수 있고, 그러한 행정규칙 형식의 감독권을 위배한 자를 징계할 수 있다. </w:t>
       </w:r>
       <w:r>
         <w:rPr>
@@ -1104,31 +1104,31 @@
           <w:sz w:val="16"/>
           <w:szCs w:val="16"/>
         </w:rPr>
-        <w:t>(고시, 지침, ▁1▁)</w:t>
-      </w:r>
-    </w:p>
-    <w:p>
-      <w:pPr>
-        <w:rPr>
-          <w:sz w:val="16"/>
-          <w:szCs w:val="16"/>
-        </w:rPr>
-      </w:pPr>
-      <w:r>
-        <w:rPr>
-          <w:rFonts w:hint="eastAsia"/>
-          <w:sz w:val="16"/>
-          <w:szCs w:val="16"/>
-        </w:rPr>
-        <w:t xml:space="preserve">고시, </w:t>
-      </w:r>
-      <w:r>
-        <w:rPr>
-          <w:rFonts w:hint="eastAsia"/>
-          <w:sz w:val="16"/>
-          <w:szCs w:val="16"/>
-        </w:rPr>
-        <w:t xml:space="preserve">지침, ▁1▁ 등의 형식을 가지나, 내용은 근거가 되는 법령의 규정과 결합하여 국민의 권리의무를 규율하는 경우 그 법적 성질에 대하여 견해가 대립한다. </w:t>
+        <w:t>(고시, ▁1▁, 훈령)</w:t>
+      </w:r>
+    </w:p>
+    <w:p>
+      <w:pPr>
+        <w:rPr>
+          <w:sz w:val="16"/>
+          <w:szCs w:val="16"/>
+        </w:rPr>
+      </w:pPr>
+      <w:r>
+        <w:rPr>
+          <w:rFonts w:hint="eastAsia"/>
+          <w:sz w:val="16"/>
+          <w:szCs w:val="16"/>
+        </w:rPr>
+        <w:t xml:space="preserve">▁2▁, </w:t>
+      </w:r>
+      <w:r>
+        <w:rPr>
+          <w:rFonts w:hint="eastAsia"/>
+          <w:sz w:val="16"/>
+          <w:szCs w:val="16"/>
+        </w:rPr>
+        <w:t xml:space="preserve">지침, 훈령 등의 형식을 가지나, 내용은 근거가 되는 법령의 규정과 결합하여 국민의 권리의무를 규율하는 경우 그 법적 성질에 대하여 견해가 대립한다. </w:t>
       </w:r>
     </w:p>
     <w:p>
@@ -1171,7 +1171,7 @@
           <w:sz w:val="16"/>
           <w:szCs w:val="16"/>
         </w:rPr>
-        <w:t xml:space="preserve"> 위임명령의 형식을 예시적으로 보아</w:t>
+        <w:t xml:space="preserve"> ▁3▁의 형식을 예시적으로 보아</w:t>
       </w:r>
       <w:r>
         <w:rPr>
@@ -1186,7 +1186,7 @@
           <w:sz w:val="16"/>
           <w:szCs w:val="16"/>
         </w:rPr>
-        <w:t xml:space="preserve"> ▁1▁</w:t>
+        <w:t xml:space="preserve"> 법규명령</w:t>
       </w:r>
       <w:r>
         <w:rPr>
@@ -1237,7 +1237,7 @@
           <w:sz w:val="16"/>
           <w:szCs w:val="16"/>
         </w:rPr>
-        <w:t xml:space="preserve">는 위임명령의 형식을 열거적인 것으로 보아 ▁1▁으로 </w:t>
+        <w:t xml:space="preserve">는 위임명령의 형식을 열거적인 것으로 보아 ▁4▁으로 </w:t>
       </w:r>
       <w:r>
         <w:rPr>
@@ -1273,7 +1273,7 @@
           <w:sz w:val="16"/>
           <w:szCs w:val="16"/>
         </w:rPr>
-        <w:t>헌법은 법규명령의 형식으로 대통령령</w:t>
+        <w:t>헌법은 ▁5▁의 형식으로 대통령령</w:t>
       </w:r>
       <w:r>
         <w:rPr>
@@ -1303,7 +1303,7 @@
           <w:sz w:val="16"/>
           <w:szCs w:val="16"/>
         </w:rPr>
-        <w:t>부령만을 한정적으로 열거하고 있으므로, ▁1▁형식의 법규명령은 허용되지 않아 위헌</w:t>
+        <w:t>부령만을 한정적으로 열거하고 있으므로, 행정규칙형식의 법규명령은 허용되지 않아 위헌</w:t>
       </w:r>
       <w:r>
         <w:rPr>
@@ -1347,7 +1347,7 @@
           <w:sz w:val="16"/>
           <w:szCs w:val="16"/>
         </w:rPr>
-        <w:t xml:space="preserve">규범구체화▁1▁설 : </w:t>
+        <w:t xml:space="preserve">규범구체화행정규칙설 : </w:t>
       </w:r>
       <w:r>
         <w:rPr>
@@ -1408,14 +1408,14 @@
           <w:sz w:val="16"/>
           <w:szCs w:val="16"/>
         </w:rPr>
-        <w:t xml:space="preserve">법령보충규칙은 </w:t>
-      </w:r>
-      <w:r>
-        <w:rPr>
-          <w:sz w:val="16"/>
-          <w:szCs w:val="16"/>
-        </w:rPr>
-        <w:t>상위 수권법령과 결합하여 대외적인 구속력이 있는 ▁1▁</w:t>
+        <w:t xml:space="preserve">▁6▁은 </w:t>
+      </w:r>
+      <w:r>
+        <w:rPr>
+          <w:sz w:val="16"/>
+          <w:szCs w:val="16"/>
+        </w:rPr>
+        <w:t>상위 수권법령과 결합하여 대외적인 구속력이 있는 법규명</w:t>
       </w:r>
       <w:r>
         <w:rPr>
@@ -1447,7 +1447,7 @@
           <w:sz w:val="16"/>
           <w:szCs w:val="16"/>
         </w:rPr>
-        <w:t xml:space="preserve">행정기본법 제2조 1호 3)은 상위법령의 위임을 받아 만들어진 ▁1▁도 </w:t>
+        <w:t xml:space="preserve">▁7▁ 제2조 1호 3)은 상위법령의 위임을 받아 만들어진 행정규칙도 </w:t>
       </w:r>
       <w:r>
         <w:rPr>
@@ -1547,23 +1547,23 @@
           <w:sz w:val="16"/>
           <w:szCs w:val="16"/>
         </w:rPr>
-        <w:t>고시가 법령보충적 ▁1▁으로서 법규성 가진다는 포섭에서 아래 관점으로 논해주면 됨.</w:t>
-      </w:r>
-    </w:p>
-    <w:p>
-      <w:pPr>
-        <w:rPr>
-          <w:sz w:val="16"/>
-          <w:szCs w:val="16"/>
-        </w:rPr>
-      </w:pPr>
-      <w:r>
-        <w:rPr>
-          <w:rFonts w:hint="eastAsia"/>
-          <w:sz w:val="16"/>
-          <w:szCs w:val="16"/>
-        </w:rPr>
-        <w:t xml:space="preserve">다만, 법률이 위임입법을 할 때에는 ▁1▁에 위임함이 바람직하고, 고시와 같은 형식으로 위임입법을 할 때에는 </w:t>
+        <w:t>고시가 법령보충적 행정규칙으로서 ▁8▁ 가진다는 포섭에서 아래 관점으로 논해주면 됨.</w:t>
+      </w:r>
+    </w:p>
+    <w:p>
+      <w:pPr>
+        <w:rPr>
+          <w:sz w:val="16"/>
+          <w:szCs w:val="16"/>
+        </w:rPr>
+      </w:pPr>
+      <w:r>
+        <w:rPr>
+          <w:rFonts w:hint="eastAsia"/>
+          <w:sz w:val="16"/>
+          <w:szCs w:val="16"/>
+        </w:rPr>
+        <w:t xml:space="preserve">다만, 법률이 위임입법을 할 때에는 법규명령에 위임함이 바람직하고, 고시와 같은 형식으로 위임입법을 할 때에는 </w:t>
       </w:r>
       <w:r>
         <w:rPr>
@@ -1660,7 +1660,7 @@
           <w:sz w:val="16"/>
           <w:szCs w:val="16"/>
         </w:rPr>
-        <w:t xml:space="preserve">할 것 : 위임명령의 한계(포괄위임금지, 내용상의 한계)가 동일하게 적용된다.  </w:t>
+        <w:t xml:space="preserve">할 것 : 위임명령의 한계(▁9▁, 내용상의 한계)가 동일하게 적용된다.  </w:t>
       </w:r>
       <w:r>
         <w:rPr>
@@ -1669,7 +1669,7 @@
           <w:szCs w:val="16"/>
           <w:highlight w:val="yellow"/>
         </w:rPr>
-        <w:t>상위법령의 위임한계를 벗어난 경우 대외적 구속력은 부정되고 ▁1▁에 불과하다.</w:t>
+        <w:t>상위법령의 위임한계를 벗어난 경우 대외적 구속력은 부정되고 행정규칙에 불과하다.</w:t>
       </w:r>
       <w:r>
         <w:rPr>
@@ -1698,7 +1698,7 @@
           <w:sz w:val="16"/>
           <w:szCs w:val="16"/>
         </w:rPr>
-        <w:t>고시나 규칙 등 ▁1▁의 형식으로 정하도록 위임</w:t>
+        <w:t>고시나 규칙 등 행정규칙의 형식으로 정하도록 위임</w:t>
       </w:r>
       <w:r>
         <w:rPr>
@@ -1826,7 +1826,7 @@
           <w:sz w:val="16"/>
           <w:szCs w:val="16"/>
         </w:rPr>
-        <w:t xml:space="preserve">▁1▁, 예규가 조문의 형식에 의하여 작성되는 것과 달리, 고시는 특정한 형식을 요구하지 않는다(조문 형식의 고시도 있고, 일반적 공문 형식도 있다.). 따라서 고시는 </w:t>
+        <w:t xml:space="preserve">▁2▁, 예규가 조문의 형식에 의하여 작성되는 것과 달리, 고시는 특정한 형식을 요구하지 않는다(조문 형식의 고시도 있고, 일반적 공문 형식도 있다.). 따라서 고시는 </w:t>
       </w:r>
       <w:r>
         <w:rPr>
@@ -1880,7 +1880,7 @@
           <w:sz w:val="16"/>
           <w:szCs w:val="16"/>
         </w:rPr>
-        <w:t>판례도 고시가 일반적, 추상적 성격을 가질 때에는 법규명령 또는 ▁1▁에 해당하지만, 다른 집행행위 매개 없이 그 자체로서 직접 국민의 권리의무나 법률관계 규율하는 성격을 가질 때에는 항고소송의 대상이 되는 처분이라고 본다.</w:t>
+        <w:t>판례도 고시가 일반적, 추상적 성격을 가질 때에는 법규명령 또는 ▁3▁에 해당하지만, 다른 집행행위 매개 없이 그 자체로서 직접 국민의 권리의무나 법률관계 규율하는 성격을 가질 때에는 항고소송의 대상이 되는 처분이라고 본다.</w:t>
       </w:r>
     </w:p>
     <w:tbl>
@@ -1945,7 +1945,7 @@
                 <w:sz w:val="16"/>
                 <w:szCs w:val="16"/>
               </w:rPr>
-              <w:t>처분적 고시</w:t>
+              <w:t>처분적 ▁2▁</w:t>
             </w:r>
             <w:r>
               <w:rPr>
@@ -1953,7 +1953,7 @@
                 <w:sz w:val="16"/>
                 <w:szCs w:val="16"/>
               </w:rPr>
-              <w:t xml:space="preserve">(법령보충적 ▁1▁으로서 법규성 가짐을 전제 </w:t>
+              <w:t xml:space="preserve">(법령보충적 행정규칙으로서 법규성 가짐을 전제 </w:t>
             </w:r>
             <w:r>
               <w:rPr>
@@ -2068,7 +2068,7 @@
                 <w:sz w:val="16"/>
                 <w:szCs w:val="16"/>
               </w:rPr>
-              <w:t xml:space="preserve">는 ▁1▁이며, 법령보충적 행정규칙 요건을 갖추면 법규성 인정된다. </w:t>
+              <w:t xml:space="preserve">는 행정규칙이며, 법령보충적 행정규칙 요건을 갖추면 ▁3▁ 인정된다. </w:t>
             </w:r>
           </w:p>
         </w:tc>
@@ -2089,7 +2089,7 @@
                 <w:sz w:val="16"/>
                 <w:szCs w:val="16"/>
               </w:rPr>
-              <w:t>청소년유해매체물 결정 및 ▁1▁,</w:t>
+              <w:t>청소년유해매체물 결정 및 고시,</w:t>
             </w:r>
           </w:p>
           <w:p>
@@ -2105,7 +2105,7 @@
                 <w:sz w:val="16"/>
                 <w:szCs w:val="16"/>
               </w:rPr>
-              <w:t>보건복지부 ▁1▁인 약제급여, 비급여목록 및 급여상한금액표</w:t>
+              <w:t>보건복지부 고시인 약제급여, 비급여목록 및 급여상한금액표</w:t>
             </w:r>
             <w:r>
               <w:rPr>
@@ -2134,7 +2134,7 @@
                 <w:sz w:val="16"/>
                 <w:szCs w:val="16"/>
               </w:rPr>
-              <w:t>사업인정▁1▁(지정승인고시)</w:t>
+              <w:t>사업인정고시(지정승인고시)</w:t>
             </w:r>
           </w:p>
         </w:tc>
@@ -2256,7 +2256,7 @@
           <w:sz w:val="16"/>
           <w:szCs w:val="16"/>
         </w:rPr>
-        <w:t xml:space="preserve"> 직접 권리의무를 규율하는 처분적 고시(집행적 ▁1▁)인지 판단</w:t>
+        <w:t xml:space="preserve"> 직접 권리의무를 규율하는 처분적 ▁2▁(집행적 법규명령)인지 판단</w:t>
       </w:r>
     </w:p>
     <w:p>
@@ -2277,7 +2277,7 @@
           <w:sz w:val="16"/>
           <w:szCs w:val="16"/>
         </w:rPr>
-        <w:t>▁1▁와 같은 법령은 일반적, 추상적 규율로서 구체적 사건에 대한 법집행으로 보기 어려워 처분성이 부인되는 것이 원칙이다. 다만, 그것이 집행행위의 매개없이 그 자체로서 직접 국민에 대하여 구체적 효과를 발생하여 특정 권리의무를 형성하는 경우에는 처분성이 인정되어 직접 그에 대하여 항고소송을 제기할 수 있다.</w:t>
+        <w:t>고시와 같은 법령은 일반적, 추상적 규율로서 구체적 사건에 대한 법집행으로 보기 어려워 처분성이 부인되는 것이 원칙이다. 다만, 그것이 집행행위의 매개없이 그 자체로서 직접 국민에 대하여 구체적 효과를 발생하여 특정 권리의무를 형성하는 경우에는 처분성이 인정되어 직접 그에 대하여 항고소송을 제기할 수 있다.</w:t>
       </w:r>
     </w:p>
     <w:p>
@@ -2408,7 +2408,7 @@
           <w:sz w:val="16"/>
           <w:szCs w:val="16"/>
         </w:rPr>
-        <w:t>판례는 처분의 상대방이 불특정 다수인이고 처분의 효력이 불특정 다수인에게 일률적으로 적용되므로, 처분에 이해관계를 가지는 자가 현실적으로 알았는지 여부에 관계없이 ▁1▁가 효력을 발생하는 날 행정처분이 있음을 알았다고 보아야 한다.</w:t>
+        <w:t>판례는 처분의 상대방이 불특정 다수인이고 처분의 효력이 불특정 다수인에게 일률적으로 적용되므로, 처분에 이해관계를 가지는 자가 현실적으로 알았는지 여부에 관계없이 고시가 효력을 발생하는 날 행정처분이 있음을 알았다고 보아야 한다.</w:t>
       </w:r>
     </w:p>
     <w:p>
@@ -2428,7 +2428,7 @@
           <w:sz w:val="16"/>
           <w:szCs w:val="16"/>
         </w:rPr>
-        <w:t xml:space="preserve">Ex : 5.1. 3시 ▁1▁ </w:t>
+        <w:t xml:space="preserve">Ex : 5.1. 3시 고시 </w:t>
       </w:r>
       <w:r>
         <w:rPr>
@@ -2519,7 +2519,7 @@
           <w:sz w:val="16"/>
           <w:szCs w:val="16"/>
         </w:rPr>
-        <w:t>‘▁1▁’의 방법으로 불특정 다수인을 상대로 의무를 부과하거나 권익을 제한하는 처분은 성질상 처분의 사전통지나 의견제출의 기회를 주어야 하는 상대방을 특정할 수 없으므로, 이와 같은 처분에서까지 상대방에게 행정절차법에 따른 처분의 사전통지나 의견제출의 기회를 주어야 하는 것은 아니다.</w:t>
+        <w:t>‘고시’의 방법으로 불특정 다수인을 상대로 의무를 부과하거나 권익을 제한하는 처분은 성질상 처분의 사전통지나 의견제출의 기회를 주어야 하는 상대방을 특정할 수 없으므로, 이와 같은 처분에서까지 상대방에게 행정절차법에 따른 처분의 사전통지나 의견제출의 기회를 주어야 하는 것은 아니다.</w:t>
       </w:r>
     </w:p>
     <w:p>
@@ -2593,39 +2593,39 @@
           <w:sz w:val="16"/>
           <w:szCs w:val="16"/>
         </w:rPr>
-        <w:t xml:space="preserve">헌법 제107조 2항은 대법원에 ▁1▁의 최종심사권을 부여하며 구체적 규범통제를 규정한 바, 법규명령이 재판의 전제가 된 때에만 재판의 선결문제로서 위헌성을 심사할 수 있다. </w:t>
-      </w:r>
-    </w:p>
-    <w:p>
-      <w:pPr>
-        <w:rPr>
-          <w:sz w:val="16"/>
-          <w:szCs w:val="16"/>
-        </w:rPr>
-      </w:pPr>
-      <w:r>
-        <w:rPr>
-          <w:rFonts w:hint="eastAsia"/>
-          <w:sz w:val="16"/>
-          <w:szCs w:val="16"/>
-        </w:rPr>
-        <w:t xml:space="preserve">▁1▁은 일반적 추상적 규율로서 행정소송법상 처분에 해당하지 않으므로 항고소송의 대상이 될 수 없다. </w:t>
-      </w:r>
-    </w:p>
-    <w:p>
-      <w:pPr>
-        <w:rPr>
-          <w:sz w:val="16"/>
-          <w:szCs w:val="16"/>
-        </w:rPr>
-      </w:pPr>
-      <w:r>
-        <w:rPr>
-          <w:rFonts w:hint="eastAsia"/>
-          <w:sz w:val="16"/>
-          <w:szCs w:val="16"/>
-        </w:rPr>
-        <w:t>다만, ▁1▁이 그 자체로 국민의 기본권을 침해한 경우 취소소송을 제기할 수 있으며, 헌법소원 제기도 검토할 수 있다. 헌법소원 관련 헌법 제107조 2항이 대법원에 법규명령에 대한 최종적 심사권 부여하므로 헌법재판소는 법규명령에 대한 위헌성을 판단할 수 없다는 부정설도 존재하나, 헌법재판소는 법무사법시행규칙 헌법소원 사건 등에서 행정입법이 직접적으로 구체적인 국민의 기본권 침해하는 경우 헌법소원 제기할 수 있다고 본다.</w:t>
+        <w:t xml:space="preserve">헌법 제107조 2항은 대법원에 법규명령의 최종심사권을 부여하며 구체적 규범통제를 규정한 바, 법규명령이 재판의 전제가 된 때에만 재판의 선결문제로서 위헌성을 심사할 수 있다. </w:t>
+      </w:r>
+    </w:p>
+    <w:p>
+      <w:pPr>
+        <w:rPr>
+          <w:sz w:val="16"/>
+          <w:szCs w:val="16"/>
+        </w:rPr>
+      </w:pPr>
+      <w:r>
+        <w:rPr>
+          <w:rFonts w:hint="eastAsia"/>
+          <w:sz w:val="16"/>
+          <w:szCs w:val="16"/>
+        </w:rPr>
+        <w:t xml:space="preserve">법규명령은 일반적 추상적 규율로서 행정소송법상 처분에 해당하지 않으므로 항고소송의 대상이 될 수 없다. </w:t>
+      </w:r>
+    </w:p>
+    <w:p>
+      <w:pPr>
+        <w:rPr>
+          <w:sz w:val="16"/>
+          <w:szCs w:val="16"/>
+        </w:rPr>
+      </w:pPr>
+      <w:r>
+        <w:rPr>
+          <w:rFonts w:hint="eastAsia"/>
+          <w:sz w:val="16"/>
+          <w:szCs w:val="16"/>
+        </w:rPr>
+        <w:t>다만, 법규명령이 그 자체로 국민의 기본권을 침해한 경우 취소소송을 제기할 수 있으며, 헌법소원 제기도 검토할 수 있다. 헌법소원 관련 헌법 제107조 2항이 대법원에 법규명령에 대한 최종적 심사권 부여하므로 헌법재판소는 법규명령에 대한 위헌성을 판단할 수 없다는 부정설도 존재하나, 헌법재판소는 법무사법시행규칙 헌법소원 사건 등에서 행정입법이 직접적으로 구체적인 국민의 기본권 침해하는 경우 헌법소원 제기할 수 있다고 본다.</w:t>
       </w:r>
     </w:p>
     <w:p>
@@ -2699,23 +2699,23 @@
           <w:sz w:val="16"/>
           <w:szCs w:val="16"/>
         </w:rPr>
-        <w:t xml:space="preserve">행정규칙은 내부적 규범에 불과하므로 법원의 재판규범이 되지 않는다. 다만, 판례는 ▁1▁이 현저히 부당하다고 인정할만한 합리적 이유가 없는 한 섣불리 재량준칙에 따른 처분이 재량권의 범위를 일탈하였거나 재량권 남용한 것이라고 판단해서는 안된다고 하여 재량준칙을 존중하는 해석을 한다. </w:t>
-      </w:r>
-    </w:p>
-    <w:p>
-      <w:pPr>
-        <w:rPr>
-          <w:sz w:val="16"/>
-          <w:szCs w:val="16"/>
-        </w:rPr>
-      </w:pPr>
-      <w:r>
-        <w:rPr>
-          <w:rFonts w:hint="eastAsia"/>
-          <w:sz w:val="16"/>
-          <w:szCs w:val="16"/>
-        </w:rPr>
-        <w:t xml:space="preserve">▁1▁에 따른 일정한 행정관행 성립된 경우, 행정의 자기구속법리에 따라 재량준칙에 반하는 처분은 위법할 수 있다. </w:t>
+        <w:t xml:space="preserve">행정규칙은 내부적 규범에 불과하므로 법원의 재판규범이 되지 않는다. 다만, 판례는 ▁2▁이 현저히 부당하다고 인정할만한 합리적 이유가 없는 한 섣불리 재량준칙에 따른 처분이 재량권의 범위를 일탈하였거나 재량권 남용한 것이라고 판단해서는 안된다고 하여 재량준칙을 존중하는 해석을 한다. </w:t>
+      </w:r>
+    </w:p>
+    <w:p>
+      <w:pPr>
+        <w:rPr>
+          <w:sz w:val="16"/>
+          <w:szCs w:val="16"/>
+        </w:rPr>
+      </w:pPr>
+      <w:r>
+        <w:rPr>
+          <w:rFonts w:hint="eastAsia"/>
+          <w:sz w:val="16"/>
+          <w:szCs w:val="16"/>
+        </w:rPr>
+        <w:t xml:space="preserve">재량준칙에 따른 일정한 행정관행 성립된 경우, 행정의 자기구속법리에 따라 재량준칙에 반하는 처분은 위법할 수 있다. </w:t>
       </w:r>
     </w:p>
     <w:p>
@@ -2848,7 +2848,7 @@
           <w:sz w:val="16"/>
           <w:szCs w:val="16"/>
         </w:rPr>
-        <w:t xml:space="preserve"> 법적성질 = 상위법의 위임을 받아 제정된 법령보충적 ▁1▁</w:t>
+        <w:t xml:space="preserve"> 법적성질 = 상위법의 위임을 받아 제정된 법령보충적 행정규칙</w:t>
       </w:r>
     </w:p>
     <w:p>
@@ -2912,63 +2912,64 @@
           <w:sz w:val="16"/>
           <w:szCs w:val="16"/>
         </w:rPr>
-        <w:t xml:space="preserve"> ▁1▁</w:t>
-      </w:r>
-      <w:r>
-        <w:rPr>
-          <w:rFonts w:hint="eastAsia"/>
-          <w:sz w:val="16"/>
-          <w:szCs w:val="16"/>
-        </w:rPr>
-        <w:t>(법령보충규칙의 법규성 일반론)</w:t>
-      </w:r>
-    </w:p>
-    <w:p>
-      <w:pPr>
-        <w:rPr>
-          <w:sz w:val="16"/>
-          <w:szCs w:val="16"/>
-        </w:rPr>
-      </w:pPr>
-      <w:r>
-        <w:rPr>
-          <w:rFonts w:hint="eastAsia"/>
-          <w:sz w:val="16"/>
-          <w:szCs w:val="16"/>
-        </w:rPr>
-        <w:t>헌법이 인정하는 법규명령은 예시적이며, 법령보충적 ▁1▁은 법령의 구체적, 개별적 위임에 따라 법규를 보충하는 기능을 한다고 보는 견해, 헌법규정이 열거적이므로 열거되지 않은 형식의 법규명령은 인정되지 않는다고 보는 견해, 학칙의 특수성에 따라 구속력 인정된다는 견해 등이 존재한다.</w:t>
-      </w:r>
-    </w:p>
-    <w:p>
-      <w:pPr>
-        <w:rPr>
-          <w:sz w:val="16"/>
-          <w:szCs w:val="16"/>
-        </w:rPr>
-      </w:pPr>
-      <w:r>
-        <w:rPr>
-          <w:rFonts w:hint="eastAsia"/>
-          <w:sz w:val="16"/>
-          <w:szCs w:val="16"/>
-        </w:rPr>
-        <w:t xml:space="preserve">판례는 위임법령의 위임의 한계를 벗어나지 아니하는 한 상위법령과 결합하여 대외적 구속력 있는 ▁1▁으로서 효력을 인정한다. </w:t>
-      </w:r>
-    </w:p>
-    <w:p>
-      <w:pPr>
-        <w:rPr>
-          <w:sz w:val="16"/>
-          <w:szCs w:val="16"/>
-        </w:rPr>
-      </w:pPr>
-      <w:r>
-        <w:rPr>
-          <w:rFonts w:hint="eastAsia"/>
-          <w:sz w:val="16"/>
-          <w:szCs w:val="16"/>
-        </w:rPr>
-        <w:t>(포섭) 위임을 받아 위임법령을 보충하는 구체적 사항을 정하는 경우 의회유보원칙에 반하는 것은 아니며, 전문적, 기술적 사항 또는 빈번히 개정되어야 할 구체적 사항에 대하여 탄력성 있는 ▁1▁ 형식으로 제정할 필요가 있으므로 법령보충규칙에 해당한다.</w:t>
+        <w:t xml:space="preserve"> 법규성</w:t>
+      </w:r>
+      <w:r>
+        <w:rPr>
+          <w:rFonts w:hint="eastAsia"/>
+          <w:sz w:val="16"/>
+          <w:szCs w:val="16"/>
+        </w:rPr>
+        <w:t>(▁2▁의 법규성 일반론)</w:t>
+      </w:r>
+    </w:p>
+    <w:p>
+      <w:pPr>
+        <w:rPr>
+          <w:sz w:val="16"/>
+          <w:szCs w:val="16"/>
+        </w:rPr>
+      </w:pPr>
+      <w:r>
+        <w:rPr>
+          <w:rFonts w:hint="eastAsia"/>
+          <w:sz w:val="16"/>
+          <w:szCs w:val="16"/>
+        </w:rPr>
+        <w:t>헌법이 인정하는 ▁3▁은 예시적이며, 법령보충적 행정규칙은 법령의 구체적, 개별적 위임에 따라 법규를 보충하는 기능을 한다고 보는 견해, 헌법규정이 열거적이므로 열거되지 않은 형식의 법규명령은 인정되지 않는다고 보는 견해, 학칙의 특수성에 따라 구속력 인정된다는 견해 등이 존재한다.</w:t>
+      </w:r>
+    </w:p>
+    <w:p>
+      <w:pPr>
+        <w:rPr>
+          <w:sz w:val="16"/>
+          <w:szCs w:val="16"/>
+        </w:rPr>
+      </w:pPr>
+      <w:r>
+        <w:rPr>
+          <w:rFonts w:hint="eastAsia"/>
+          <w:sz w:val="16"/>
+          <w:szCs w:val="16"/>
+        </w:rPr>
+        <w:t xml:space="preserve">판례는 위임법령의 위임의 한계를 벗어나지 아니하는 한 상위법령과 결합하여 대외적 구속력 있는 법규명령으로서 효력을 인정한다. </w:t>
+      </w:r>
+    </w:p>
+    <w:p>
+      <w:pPr>
+        <w:rPr>
+          <w:sz w:val="16"/>
+          <w:szCs w:val="16"/>
+        </w:rPr>
+      </w:pPr>
+      <w:r>
+        <w:rPr>
+          <w:rFonts w:hint="eastAsia"/>
+          <w:sz w:val="16"/>
+          <w:szCs w:val="16"/>
+        </w:rPr>
+        <w:lastRenderedPageBreak/>
+        <w:t>(포섭) 위임을 받아 위임법령을 보충하는 구체적 사항을 정하는 경우 의회유보원칙에 반하는 것은 아니며, 전문적, 기술적 사항 또는 빈번히 개정되어야 할 구체적 사항에 대하여 탄력성 있는 행정규칙 형식으로 제정할 필요가 있으므로 법령보충규칙에 해당한다.</w:t>
       </w:r>
     </w:p>
     <w:p>
@@ -3016,7 +3017,7 @@
           <w:sz w:val="16"/>
           <w:szCs w:val="16"/>
         </w:rPr>
-        <w:t>▁1▁은 수권되지 않은 입법사항에 대하여 스스로 규정할 수 없고, 규정의 내용도 상위법령의 내용에 반하지 않아야 한다.</w:t>
+        <w:t>▁4▁은 수권되지 않은 입법사항에 대하여 스스로 규정할 수 없고, 규정의 내용도 상위법령의 내용에 반하지 않아야 한다.</w:t>
       </w:r>
     </w:p>
     <w:p>
@@ -3228,7 +3229,7 @@
           <w:sz w:val="16"/>
           <w:szCs w:val="16"/>
         </w:rPr>
-        <w:t>▁1▁의 법적성질에 대하여, 종래 행정입법설, 행정행위설, 독자성설이 대립된 바 있으나, 행정계획은 매우 다양한 분야에 이루어지므로 그 법적성질은 사안마다 개별적으로 검토하는 것이 타당하다.</w:t>
+        <w:t>행정계획의 법적성질에 대하여, 종래 행정입법설, 행정행위설, 독자성설이 대립된 바 있으나, 행정계획은 매우 다양한 분야에 이루어지므로 그 법적성질은 사안마다 개별적으로 검토하는 것이 타당하다.</w:t>
       </w:r>
     </w:p>
     <w:p>
@@ -3309,39 +3310,39 @@
           <w:sz w:val="16"/>
           <w:szCs w:val="16"/>
         </w:rPr>
-        <w:t xml:space="preserve">절차적 하자 관련, 행정계획은 ▁1▁이 인정되어 내용적 하자에 대한 사법적 통제 어려우므로, 절차적 통제는 중요한 의미를 가진다. </w:t>
-      </w:r>
-    </w:p>
-    <w:p>
-      <w:pPr>
-        <w:rPr>
-          <w:sz w:val="16"/>
-          <w:szCs w:val="16"/>
-        </w:rPr>
-      </w:pPr>
-      <w:r>
-        <w:rPr>
-          <w:rFonts w:hint="eastAsia"/>
-          <w:sz w:val="16"/>
-          <w:szCs w:val="16"/>
-        </w:rPr>
-        <w:t>▁1▁수립 시에는 심의, 기관 상호간 의견조정, 주민의 의견수렴 및 개별법상 요구되는 기초조사, 사전청문 등의 절차가 엄격히 준수되어야 한다.</w:t>
-      </w:r>
-    </w:p>
-    <w:p>
-      <w:pPr>
-        <w:rPr>
-          <w:sz w:val="16"/>
-          <w:szCs w:val="16"/>
-        </w:rPr>
-      </w:pPr>
-      <w:r>
-        <w:rPr>
-          <w:rFonts w:hint="eastAsia"/>
-          <w:sz w:val="16"/>
-          <w:szCs w:val="16"/>
-        </w:rPr>
-        <w:t xml:space="preserve">내용적 하자 관련, 행정계획수립 시 행정청의 계획재량이 인정되므로, ▁1▁에 기한 형량하자 여부를 판단하면 된다. </w:t>
+        <w:t xml:space="preserve">절차적 하자 관련, ▁1▁은 계획재량이 인정되어 내용적 하자에 대한 사법적 통제 어려우므로, 절차적 통제는 중요한 의미를 가진다. </w:t>
+      </w:r>
+    </w:p>
+    <w:p>
+      <w:pPr>
+        <w:rPr>
+          <w:sz w:val="16"/>
+          <w:szCs w:val="16"/>
+        </w:rPr>
+      </w:pPr>
+      <w:r>
+        <w:rPr>
+          <w:rFonts w:hint="eastAsia"/>
+          <w:sz w:val="16"/>
+          <w:szCs w:val="16"/>
+        </w:rPr>
+        <w:t>행정계획수립 시에는 심의, 기관 상호간 의견조정, 주민의 의견수렴 및 개별법상 요구되는 기초조사, 사전청문 등의 절차가 엄격히 준수되어야 한다.</w:t>
+      </w:r>
+    </w:p>
+    <w:p>
+      <w:pPr>
+        <w:rPr>
+          <w:sz w:val="16"/>
+          <w:szCs w:val="16"/>
+        </w:rPr>
+      </w:pPr>
+      <w:r>
+        <w:rPr>
+          <w:rFonts w:hint="eastAsia"/>
+          <w:sz w:val="16"/>
+          <w:szCs w:val="16"/>
+        </w:rPr>
+        <w:t xml:space="preserve">내용적 하자 관련, 행정계획수립 시 행정청의 계획재량이 인정되므로, 형량명령원칙에 기한 ▁2▁ 여부를 판단하면 된다. </w:t>
       </w:r>
     </w:p>
     <w:p>
@@ -3398,23 +3399,23 @@
           <w:sz w:val="16"/>
           <w:szCs w:val="16"/>
         </w:rPr>
-        <w:t xml:space="preserve">▁1▁이란, 행정계획 수립과정에서 행정청이 가지는 광범위한 재량을 말한다. </w:t>
-      </w:r>
-    </w:p>
-    <w:p>
-      <w:pPr>
-        <w:rPr>
-          <w:sz w:val="16"/>
-          <w:szCs w:val="16"/>
-        </w:rPr>
-      </w:pPr>
-      <w:r>
-        <w:rPr>
-          <w:rFonts w:hint="eastAsia"/>
-          <w:sz w:val="16"/>
-          <w:szCs w:val="16"/>
-        </w:rPr>
-        <w:t xml:space="preserve">판례는 ▁1▁의 근거가 되는 </w:t>
+        <w:t xml:space="preserve">계획재량이란, ▁2▁ 수립과정에서 행정청이 가지는 광범위한 재량을 말한다. </w:t>
+      </w:r>
+    </w:p>
+    <w:p>
+      <w:pPr>
+        <w:rPr>
+          <w:sz w:val="16"/>
+          <w:szCs w:val="16"/>
+        </w:rPr>
+      </w:pPr>
+      <w:r>
+        <w:rPr>
+          <w:rFonts w:hint="eastAsia"/>
+          <w:sz w:val="16"/>
+          <w:szCs w:val="16"/>
+        </w:rPr>
+        <w:t xml:space="preserve">판례는 행정계획의 근거가 되는 </w:t>
       </w:r>
       <w:r>
         <w:rPr>
@@ -3446,7 +3447,7 @@
           <w:sz w:val="16"/>
           <w:szCs w:val="16"/>
         </w:rPr>
-        <w:t xml:space="preserve">계획재량을 재량행위와 구별하는 견해가 있으나, ▁1▁은 비례원칙을 계획재량에 적용한 것일 뿐이며, </w:t>
+        <w:t xml:space="preserve">계획재량을 재량행위와 구별하는 견해가 있으나, ▁3▁은 비례원칙을 계획재량에 적용한 것일 뿐이며, </w:t>
       </w:r>
       <w:r>
         <w:rPr>
@@ -3487,7 +3488,7 @@
           <w:sz w:val="16"/>
           <w:szCs w:val="16"/>
         </w:rPr>
-        <w:t>. ▁1▁과 형량하자</w:t>
+        <w:t>. 형량명령원칙과 ▁1▁</w:t>
       </w:r>
       <w:r>
         <w:rPr>
@@ -3511,7 +3512,7 @@
           <w:sz w:val="16"/>
           <w:szCs w:val="16"/>
         </w:rPr>
-        <w:t>형량명령이란 ▁1▁을 수립하는 행정청은 관련된 이익을 정당하게 형량하여야 한다는 것으로</w:t>
+        <w:t>형량명령이란 ▁2▁을 수립하는 행정청은 관련된 이익을 정당하게 형량하여야 한다는 것으로</w:t>
       </w:r>
       <w:r>
         <w:rPr>
@@ -3543,7 +3544,7 @@
           <w:sz w:val="16"/>
           <w:szCs w:val="16"/>
         </w:rPr>
-        <w:t>형량명령에 반하는 ▁1▁로서는 다음이 있다. 형량하자가 있는 행정계획은 위법한 것이 된다.</w:t>
+        <w:t>형량명령에 반하는 형량하자로서는 다음이 있다. 형량하자가 있는 행정계획은 위법한 것이 된다.</w:t>
       </w:r>
     </w:p>
     <w:p>
@@ -3564,7 +3565,7 @@
           <w:sz w:val="16"/>
           <w:szCs w:val="16"/>
         </w:rPr>
-        <w:t>▁1▁ : 형량을 전혀 하지 않은 경우</w:t>
+        <w:t>▁3▁ : 형량을 전혀 하지 않은 경우</w:t>
       </w:r>
     </w:p>
     <w:p>
@@ -3585,7 +3586,7 @@
           <w:sz w:val="16"/>
           <w:szCs w:val="16"/>
         </w:rPr>
-        <w:t>▁1▁ : 형량 대상에 포함되어야 할 사항을 빠뜨린 경우</w:t>
+        <w:t>▁4▁ : 형량 대상에 포함되어야 할 사항을 빠뜨린 경우</w:t>
       </w:r>
     </w:p>
     <w:p>
@@ -3606,7 +3607,7 @@
           <w:sz w:val="16"/>
           <w:szCs w:val="16"/>
         </w:rPr>
-        <w:t>▁1▁ : 이익형량이 객관성, 비례성을 결여한 경우</w:t>
+        <w:t>▁5▁ : 이익형량이 객관성, 비례성을 결여한 경우</w:t>
       </w:r>
     </w:p>
     <w:p>
@@ -3645,7 +3646,7 @@
           <w:sz w:val="16"/>
           <w:szCs w:val="16"/>
         </w:rPr>
-        <w:t>▁1▁은</w:t>
+        <w:t>▁6▁은</w:t>
       </w:r>
       <w:r>
         <w:rPr>
